--- a/paper/Q2D_Technical_Report_Draft_v0.2.2_Source_Package/Q2D_Query-to-Data_Technical_Report_Draft_v0.2.2.docx
+++ b/paper/Q2D_Technical_Report_Draft_v0.2.2_Source_Package/Q2D_Query-to-Data_Technical_Report_Draft_v0.2.2.docx
@@ -39,6 +39,25 @@
         <w:pStyle w:val="FirstParagraph"/>
       </w:pPr>
       <w:r>
+        <w:t xml:space="preserve">Independent researcher · ORCID</w:t>
+      </w:r>
+      <w:r>
+        <w:t xml:space="preserve"> </w:t>
+      </w:r>
+      <w:hyperlink r:id="rId20">
+        <w:r>
+          <w:rPr>
+            <w:rStyle w:val="Hyperlink"/>
+          </w:rPr>
+          <w:t xml:space="preserve">0009-0005-0608-9792</w:t>
+        </w:r>
+      </w:hyperlink>
+    </w:p>
+    <w:p>
+      <w:pPr>
+        <w:pStyle w:val="BodyText"/>
+      </w:pPr>
+      <w:r>
         <w:rPr>
           <w:b/>
           <w:bCs/>
@@ -48,7 +67,7 @@
       <w:r>
         <w:br/>
       </w:r>
-      <w:hyperlink r:id="rId20">
+      <w:hyperlink r:id="rId21">
         <w:r>
           <w:rPr>
             <w:rStyle w:val="Hyperlink"/>
@@ -65,7 +84,7 @@
       <w:r>
         <w:t xml:space="preserve"> </w:t>
       </w:r>
-      <w:hyperlink r:id="rId21">
+      <w:hyperlink r:id="rId22">
         <w:r>
           <w:rPr>
             <w:rStyle w:val="Hyperlink"/>
@@ -151,7 +170,7 @@
         <w:br w:type="page"/>
       </w:r>
     </w:p>
-    <w:bookmarkStart w:id="22" w:name="abstract"/>
+    <w:bookmarkStart w:id="23" w:name="abstract"/>
     <w:p>
       <w:pPr>
         <w:pStyle w:val="Heading1"/>
@@ -231,8 +250,8 @@
         <w:t xml:space="preserve">AI agents; data minimization; privacy engineering; policy enforcement; prompt injection; information-flow control; MCP; A2A; selective disclosure; authenticated computation.</w:t>
       </w:r>
     </w:p>
-    <w:bookmarkEnd w:id="22"/>
-    <w:bookmarkStart w:id="23" w:name="executive-summary"/>
+    <w:bookmarkEnd w:id="23"/>
+    <w:bookmarkStart w:id="24" w:name="executive-summary"/>
     <w:p>
       <w:pPr>
         <w:pStyle w:val="Heading1"/>
@@ -437,8 +456,8 @@
         <w:t xml:space="preserve">signed by the custodian’s computation executor. Issuer-backed credentials, verifiable computation, and attested-use release remain independent future profiles rather than rungs in a single security ladder.</w:t>
       </w:r>
     </w:p>
-    <w:bookmarkEnd w:id="23"/>
-    <w:bookmarkStart w:id="24" w:name="claims-and-non-claims"/>
+    <w:bookmarkEnd w:id="24"/>
+    <w:bookmarkStart w:id="25" w:name="claims-and-non-claims"/>
     <w:p>
       <w:pPr>
         <w:pStyle w:val="Heading1"/>
@@ -683,8 +702,8 @@
         <w:br w:type="page"/>
       </w:r>
     </w:p>
-    <w:bookmarkEnd w:id="24"/>
-    <w:bookmarkStart w:id="31" w:name="introduction"/>
+    <w:bookmarkEnd w:id="25"/>
+    <w:bookmarkStart w:id="32" w:name="introduction"/>
     <w:p>
       <w:pPr>
         <w:pStyle w:val="Heading1"/>
@@ -1047,7 +1066,7 @@
         <w:t xml:space="preserve">Figure 1 contrasts the two flows.</w:t>
       </w:r>
     </w:p>
-    <w:bookmarkStart w:id="28" w:name="fig:flow"/>
+    <w:bookmarkStart w:id="29" w:name="fig:flow"/>
     <w:p>
       <w:pPr>
         <w:pStyle w:val="CaptionedFigure"/>
@@ -1057,18 +1076,18 @@
           <wp:inline>
             <wp:extent cx="4907280" cy="4971273"/>
             <wp:effectExtent b="0" l="0" r="0" t="0"/>
-            <wp:docPr descr="Conventional connector access moves source material toward the requester. Q2D sends a bounded answer contract to a participating custodian and returns a bounded authenticated answer. The numbered arrows are illustrative, not protocol message numbers." title="" id="26" name="Picture"/>
+            <wp:docPr descr="Conventional connector access moves source material toward the requester. Q2D sends a bounded answer contract to a participating custodian and returns a bounded authenticated answer. The numbered arrows are illustrative, not protocol message numbers." title="" id="27" name="Picture"/>
             <a:graphic>
               <a:graphicData uri="http://schemas.openxmlformats.org/drawingml/2006/picture">
                 <pic:pic>
                   <pic:nvPicPr>
-                    <pic:cNvPr descr="figures/naive_vs_q2d.png" id="27" name="Picture"/>
+                    <pic:cNvPr descr="figures/naive_vs_q2d.png" id="28" name="Picture"/>
                     <pic:cNvPicPr>
                       <a:picLocks noChangeArrowheads="1" noChangeAspect="1"/>
                     </pic:cNvPicPr>
                   </pic:nvPicPr>
                   <pic:blipFill>
-                    <a:blip r:embed="rId25"/>
+                    <a:blip r:embed="rId26"/>
                     <a:stretch>
                       <a:fillRect/>
                     </a:stretch>
@@ -1103,7 +1122,7 @@
         <w:t xml:space="preserve">Conventional connector access moves source material toward the requester. Q2D sends a bounded answer contract to a participating custodian and returns a bounded authenticated answer. The numbered arrows are illustrative, not protocol message numbers.</w:t>
       </w:r>
     </w:p>
-    <w:bookmarkEnd w:id="28"/>
+    <w:bookmarkEnd w:id="29"/>
     <w:p>
       <w:pPr>
         <w:pStyle w:val="BodyText"/>
@@ -1128,7 +1147,7 @@
         <w:t xml:space="preserve">means disclosure bounded by a registered predicate, answer contract, and policy. It does not mean that every bounded answer is harmless or globally minimal.</w:t>
       </w:r>
     </w:p>
-    <w:bookmarkStart w:id="29" w:name="contributions"/>
+    <w:bookmarkStart w:id="30" w:name="contributions"/>
     <w:p>
       <w:pPr>
         <w:pStyle w:val="Heading2"/>
@@ -1270,8 +1289,8 @@
         <w:t xml:space="preserve">and defines a transport-neutral core with MCP, A2A, and direct HTTPS bindings. The same boolean may be authenticated by a computation executor, backed by an issuer credential, proved by a computation system, or released to an attested sink without changing its disclosure shape.</w:t>
       </w:r>
     </w:p>
-    <w:bookmarkEnd w:id="29"/>
-    <w:bookmarkStart w:id="30" w:name="paper-organization"/>
+    <w:bookmarkEnd w:id="30"/>
+    <w:bookmarkStart w:id="31" w:name="paper-organization"/>
     <w:p>
       <w:pPr>
         <w:pStyle w:val="Heading2"/>
@@ -1288,9 +1307,9 @@
         <w:t xml:space="preserve">Sections 2 through 4 define the problem, scope, roles, and goals. Sections 5 through 9 describe the architecture, core exchange, policy system, requester containment, and transport bindings. Sections 10 and 11 analyze security and assurance profiles. Sections 12 and 13 describe the Phase 1 implementation plan and evaluation method without inventing results. Sections 14 through 17 discuss related work, legal and governance considerations, limitations, and the publication path.</w:t>
       </w:r>
     </w:p>
-    <w:bookmarkEnd w:id="30"/>
     <w:bookmarkEnd w:id="31"/>
-    <w:bookmarkStart w:id="38" w:name="problem-definition-and-motivation"/>
+    <w:bookmarkEnd w:id="32"/>
+    <w:bookmarkStart w:id="39" w:name="problem-definition-and-motivation"/>
     <w:p>
       <w:pPr>
         <w:pStyle w:val="Heading1"/>
@@ -1299,7 +1318,7 @@
         <w:t xml:space="preserve">Problem Definition and Motivation</w:t>
       </w:r>
     </w:p>
-    <w:bookmarkStart w:id="32" w:name="over-disclosure-by-interface-design"/>
+    <w:bookmarkStart w:id="33" w:name="over-disclosure-by-interface-design"/>
     <w:p>
       <w:pPr>
         <w:pStyle w:val="Heading2"/>
@@ -1340,8 +1359,8 @@
         <w:t xml:space="preserve">The distinction is important. A post-hoc redactor sees data after access has occurred. A Q2D responder evaluates whether the query is permitted before producing the answer and can refuse to expose the private inputs at all through the protocol interface.</w:t>
       </w:r>
     </w:p>
-    <w:bookmarkEnd w:id="32"/>
-    <w:bookmarkStart w:id="33" w:name="X28e182da31a94d8cb45a6b828e80d5e2c70ecec"/>
+    <w:bookmarkEnd w:id="33"/>
+    <w:bookmarkStart w:id="34" w:name="X28e182da31a94d8cb45a6b828e80d5e2c70ecec"/>
     <w:p>
       <w:pPr>
         <w:pStyle w:val="Heading2"/>
@@ -1400,8 +1419,8 @@
         <w:t xml:space="preserve">This does not imply that every Q2D deployment is secure merely because it has a non-model runtime. The runtime must mediate every relevant path. If an answer enters an untracked trace, long-term memory, remote model endpoint, plugin, or debugging channel, the containment claim does not hold for that path.</w:t>
       </w:r>
     </w:p>
-    <w:bookmarkEnd w:id="33"/>
-    <w:bookmarkStart w:id="34" w:name="a-missing-policy-authority"/>
+    <w:bookmarkEnd w:id="34"/>
+    <w:bookmarkStart w:id="35" w:name="a-missing-policy-authority"/>
     <w:p>
       <w:pPr>
         <w:pStyle w:val="Heading2"/>
@@ -1426,8 +1445,8 @@
         <w:t xml:space="preserve">A third-party custodian must participate. It must be able to identify the relevant record and subject, resolve which policies apply, decide whether a subject preference or consent is authoritative, handle records involving more than one person, and enforce the result. Q2D version 0.1 therefore scopes itself to participating custodians. Subject-mediated policy is a supported deployment pattern, not an assumption that subjects can remotely impose policy on arbitrary silos.</w:t>
       </w:r>
     </w:p>
-    <w:bookmarkEnd w:id="34"/>
-    <w:bookmarkStart w:id="35" w:name="repeated-query-reconstruction"/>
+    <w:bookmarkEnd w:id="35"/>
+    <w:bookmarkStart w:id="36" w:name="repeated-query-reconstruction"/>
     <w:p>
       <w:pPr>
         <w:pStyle w:val="Heading2"/>
@@ -1495,8 +1514,8 @@
         <w:t xml:space="preserve">Q2D version 0.1 therefore includes a simple mechanism: each finite effective answer domain has a nominal channel capacity, and answered queries debit a policy-defined budget. This can slow or escalate reconstruction attempts, but it does not model an adversary’s prior knowledge or the semantic sensitivity of the result. It is a deployable policy control, not a proof of privacy.</w:t>
       </w:r>
     </w:p>
-    <w:bookmarkEnd w:id="35"/>
-    <w:bookmarkStart w:id="36" w:name="purpose-and-recipient-ambiguity"/>
+    <w:bookmarkEnd w:id="36"/>
+    <w:bookmarkStart w:id="37" w:name="purpose-and-recipient-ambiguity"/>
     <w:p>
       <w:pPr>
         <w:pStyle w:val="Heading2"/>
@@ -1513,8 +1532,8 @@
         <w:t xml:space="preserve">Existing access tokens generally answer “may this caller perform this operation on this resource?” Purpose limitation asks a different question: “for what stated purpose, for which recipient, and with what onward flow is this disclosure permitted?” A signed purpose declaration cannot make a dishonest requester truthful, but it can make the declaration explicit, bind it to the exact query and answer contract, and preserve it in a receipt. That supports policy, audit, and accountability without pretending that cryptography can prove intent.</w:t>
       </w:r>
     </w:p>
-    <w:bookmarkEnd w:id="36"/>
-    <w:bookmarkStart w:id="37" w:name="use-cases"/>
+    <w:bookmarkEnd w:id="37"/>
+    <w:bookmarkStart w:id="38" w:name="use-cases"/>
     <w:p>
       <w:pPr>
         <w:pStyle w:val="Heading2"/>
@@ -1629,9 +1648,9 @@
         <w:t xml:space="preserve">Q2D is not intended to replace all analytics, search, or document retrieval. Some tasks legitimately require rich source context. The protocol instead provides a standard option when the task can be expressed as a bounded question and the cost of exposing the source is disproportionate.</w:t>
       </w:r>
     </w:p>
-    <w:bookmarkEnd w:id="37"/>
     <w:bookmarkEnd w:id="38"/>
-    <w:bookmarkStart w:id="49" w:name="scope-roles-and-trust-model"/>
+    <w:bookmarkEnd w:id="39"/>
+    <w:bookmarkStart w:id="50" w:name="scope-roles-and-trust-model"/>
     <w:p>
       <w:pPr>
         <w:pStyle w:val="Heading1"/>
@@ -1640,7 +1659,7 @@
         <w:t xml:space="preserve">Scope, Roles, and Trust Model</w:t>
       </w:r>
     </w:p>
-    <w:bookmarkStart w:id="39" w:name="version-0.1-scope"/>
+    <w:bookmarkStart w:id="40" w:name="version-0.1-scope"/>
     <w:p>
       <w:pPr>
         <w:pStyle w:val="Heading2"/>
@@ -1785,8 +1804,8 @@
         <w:t xml:space="preserve">This scope allows Q2D to be useful without centering future cryptographic or hardware profiles.</w:t>
       </w:r>
     </w:p>
-    <w:bookmarkEnd w:id="39"/>
-    <w:bookmarkStart w:id="44" w:name="roles"/>
+    <w:bookmarkEnd w:id="40"/>
+    <w:bookmarkStart w:id="45" w:name="roles"/>
     <w:p>
       <w:pPr>
         <w:pStyle w:val="Heading2"/>
@@ -1803,7 +1822,7 @@
         <w:t xml:space="preserve">The role model is shown in Figure 2 and defined in Table 1.</w:t>
       </w:r>
     </w:p>
-    <w:bookmarkStart w:id="43" w:name="fig:roles"/>
+    <w:bookmarkStart w:id="44" w:name="fig:roles"/>
     <w:p>
       <w:pPr>
         <w:pStyle w:val="CaptionedFigure"/>
@@ -1813,18 +1832,18 @@
           <wp:inline>
             <wp:extent cx="4853940" cy="5488419"/>
             <wp:effectExtent b="0" l="0" r="0" t="0"/>
-            <wp:docPr descr="Q2D role model. Trust domains and roles are separate even when a deployment combines them in one process or organization." title="" id="41" name="Picture"/>
+            <wp:docPr descr="Q2D role model. Trust domains and roles are separate even when a deployment combines them in one process or organization." title="" id="42" name="Picture"/>
             <a:graphic>
               <a:graphicData uri="http://schemas.openxmlformats.org/drawingml/2006/picture">
                 <pic:pic>
                   <pic:nvPicPr>
-                    <pic:cNvPr descr="figures/role_model.png" id="42" name="Picture"/>
+                    <pic:cNvPr descr="figures/role_model.png" id="43" name="Picture"/>
                     <pic:cNvPicPr>
                       <a:picLocks noChangeArrowheads="1" noChangeAspect="1"/>
                     </pic:cNvPicPr>
                   </pic:nvPicPr>
                   <pic:blipFill>
-                    <a:blip r:embed="rId40"/>
+                    <a:blip r:embed="rId41"/>
                     <a:stretch>
                       <a:fillRect/>
                     </a:stretch>
@@ -1859,7 +1878,7 @@
         <w:t xml:space="preserve">Q2D role model. Trust domains and roles are separate even when a deployment combines them in one process or organization.</w:t>
       </w:r>
     </w:p>
-    <w:bookmarkEnd w:id="43"/>
+    <w:bookmarkEnd w:id="44"/>
     <w:tbl>
       <w:tblPr>
         <w:tblStyle w:val="Table"/>
@@ -2243,8 +2262,8 @@
         <w:t xml:space="preserve">is the narrower role that touches private input and signs the result. In version 0.1 the custodian runtime holds that role, so the two coincide in practice. They are named separately because the assurance profiles in Section 11 work by relocating the executor — to a credential holder, a proof system, or a measured environment — while the responder and its lifecycle stay where they are. Statements about what Phase 1 trusts therefore name the computation executor, because that is the component a later profile displaces.</w:t>
       </w:r>
     </w:p>
-    <w:bookmarkEnd w:id="44"/>
-    <w:bookmarkStart w:id="47" w:name="trust-assumptions"/>
+    <w:bookmarkEnd w:id="45"/>
+    <w:bookmarkStart w:id="48" w:name="trust-assumptions"/>
     <w:p>
       <w:pPr>
         <w:pStyle w:val="Heading2"/>
@@ -2261,7 +2280,7 @@
         <w:t xml:space="preserve">Q2D separates its source-side and requester-side properties.</w:t>
       </w:r>
     </w:p>
-    <w:bookmarkStart w:id="45" w:name="source-side-property"/>
+    <w:bookmarkStart w:id="46" w:name="source-side-property"/>
     <w:p>
       <w:pPr>
         <w:pStyle w:val="Heading3"/>
@@ -2394,8 +2413,8 @@
         <w:t xml:space="preserve">a requester-declared answer domain that has not been verified against the registry.</w:t>
       </w:r>
     </w:p>
-    <w:bookmarkEnd w:id="45"/>
-    <w:bookmarkStart w:id="46" w:name="requester-side-containment-property"/>
+    <w:bookmarkEnd w:id="46"/>
+    <w:bookmarkStart w:id="47" w:name="requester-side-containment-property"/>
     <w:p>
       <w:pPr>
         <w:pStyle w:val="Heading3"/>
@@ -2492,9 +2511,9 @@
         <w:t xml:space="preserve">Without those controls, the source-side bounded-answer property can still hold, but Q2D must not claim end-to-end downstream containment.</w:t>
       </w:r>
     </w:p>
-    <w:bookmarkEnd w:id="46"/>
     <w:bookmarkEnd w:id="47"/>
-    <w:bookmarkStart w:id="48" w:name="threat-actors"/>
+    <w:bookmarkEnd w:id="48"/>
+    <w:bookmarkStart w:id="49" w:name="threat-actors"/>
     <w:p>
       <w:pPr>
         <w:pStyle w:val="Heading2"/>
@@ -2639,9 +2658,9 @@
         <w:t xml:space="preserve">A fully compromised computation executor — the component holding legitimate access to the private input — is outside the Phase 1 confidentiality guarantee. Future verifiable or attested profiles may reduce—but not eliminate—the trust placed in particular infrastructure components.</w:t>
       </w:r>
     </w:p>
-    <w:bookmarkEnd w:id="48"/>
     <w:bookmarkEnd w:id="49"/>
-    <w:bookmarkStart w:id="52" w:name="design-goals-and-non-goals"/>
+    <w:bookmarkEnd w:id="50"/>
+    <w:bookmarkStart w:id="53" w:name="design-goals-and-non-goals"/>
     <w:p>
       <w:pPr>
         <w:pStyle w:val="Heading1"/>
@@ -2650,7 +2669,7 @@
         <w:t xml:space="preserve">Design Goals and Non-Goals</w:t>
       </w:r>
     </w:p>
-    <w:bookmarkStart w:id="50" w:name="goals"/>
+    <w:bookmarkStart w:id="51" w:name="goals"/>
     <w:p>
       <w:pPr>
         <w:pStyle w:val="Heading2"/>
@@ -2821,8 +2840,8 @@
         <w:t xml:space="preserve">Unsupported predicates, unverifiable domains, ambiguous identities, expired requests, budget exhaustion, policy conflicts, and invalid signatures result in denial or escalation rather than broad fallback access.</w:t>
       </w:r>
     </w:p>
-    <w:bookmarkEnd w:id="50"/>
-    <w:bookmarkStart w:id="51" w:name="non-goals"/>
+    <w:bookmarkEnd w:id="51"/>
+    <w:bookmarkStart w:id="52" w:name="non-goals"/>
     <w:p>
       <w:pPr>
         <w:pStyle w:val="Heading2"/>
@@ -2993,9 +3012,9 @@
         <w:t xml:space="preserve">Predicates must be registered and bounded. General code execution is deferred to a separate verifiable-computation profile.</w:t>
       </w:r>
     </w:p>
-    <w:bookmarkEnd w:id="51"/>
     <w:bookmarkEnd w:id="52"/>
-    <w:bookmarkStart w:id="71" w:name="architecture"/>
+    <w:bookmarkEnd w:id="53"/>
+    <w:bookmarkStart w:id="72" w:name="architecture"/>
     <w:p>
       <w:pPr>
         <w:pStyle w:val="Heading1"/>
@@ -3012,7 +3031,7 @@
         <w:t xml:space="preserve">Q2D consists of a transport-neutral exchange, a custodian-side policy and execution plane, and an optional requester-side containment plane.</w:t>
       </w:r>
     </w:p>
-    <w:bookmarkStart w:id="61" w:name="components"/>
+    <w:bookmarkStart w:id="62" w:name="components"/>
     <w:p>
       <w:pPr>
         <w:pStyle w:val="Heading2"/>
@@ -3021,7 +3040,7 @@
         <w:t xml:space="preserve">Components</w:t>
       </w:r>
     </w:p>
-    <w:bookmarkStart w:id="53" w:name="requester-agent"/>
+    <w:bookmarkStart w:id="54" w:name="requester-agent"/>
     <w:p>
       <w:pPr>
         <w:pStyle w:val="Heading3"/>
@@ -3038,8 +3057,8 @@
         <w:t xml:space="preserve">The requester agent translates a user goal into a typed query intent. It may select a predicate and provide public context, but it does not create cryptographic authority or decide the canonical response domain.</w:t>
       </w:r>
     </w:p>
-    <w:bookmarkEnd w:id="53"/>
-    <w:bookmarkStart w:id="54" w:name="requester-runtime"/>
+    <w:bookmarkEnd w:id="54"/>
+    <w:bookmarkStart w:id="55" w:name="requester-runtime"/>
     <w:p>
       <w:pPr>
         <w:pStyle w:val="Heading3"/>
@@ -3056,8 +3075,8 @@
         <w:t xml:space="preserve">The requester runtime resolves the requester principal and delegated agent identity; validates local policy; constructs and signs the answer contract; sends the query; verifies the response; stores the receipt; and exposes only the bounded semantic answer to the agent. Under the contained-runtime profile, it also applies information-flow labels and sink mediation.</w:t>
       </w:r>
     </w:p>
-    <w:bookmarkEnd w:id="54"/>
-    <w:bookmarkStart w:id="55" w:name="transport-binding"/>
+    <w:bookmarkEnd w:id="55"/>
+    <w:bookmarkStart w:id="56" w:name="transport-binding"/>
     <w:p>
       <w:pPr>
         <w:pStyle w:val="Heading3"/>
@@ -3074,8 +3093,8 @@
         <w:t xml:space="preserve">The exchange may be carried as an MCP tool call, an A2A extension message or task, or a direct HTTPS request. The binding must preserve the core fields and security semantics.</w:t>
       </w:r>
     </w:p>
-    <w:bookmarkEnd w:id="55"/>
-    <w:bookmarkStart w:id="56" w:name="custodian-q2d-runtime"/>
+    <w:bookmarkEnd w:id="56"/>
+    <w:bookmarkStart w:id="57" w:name="custodian-q2d-runtime"/>
     <w:p>
       <w:pPr>
         <w:pStyle w:val="Heading3"/>
@@ -3092,8 +3111,8 @@
         <w:t xml:space="preserve">The custodian runtime authenticates the requester; resolves delegation; verifies freshness, expiry, nonce, and signature; validates the predicate and answer domain; queries the policy engine; evaluates the predicate locally; validates the output; debits any applicable disclosure-capacity budget; creates a receipt; and signs the response.</w:t>
       </w:r>
     </w:p>
-    <w:bookmarkEnd w:id="56"/>
-    <w:bookmarkStart w:id="57" w:name="predicate-registry"/>
+    <w:bookmarkEnd w:id="57"/>
+    <w:bookmarkStart w:id="58" w:name="predicate-registry"/>
     <w:p>
       <w:pPr>
         <w:pStyle w:val="Heading3"/>
@@ -3323,8 +3342,8 @@
         <w:t xml:space="preserve">If two registries disagree in version 0.1, there is no automatic merge or precedence negotiation: the custodian’s pinned registry governs. The requester either accepts the custodian-supported predicate version and effective domain or the request fails or is renegotiated. Federation, cross-signing, and conflict resolution are later protocol work.</w:t>
       </w:r>
     </w:p>
-    <w:bookmarkEnd w:id="57"/>
-    <w:bookmarkStart w:id="58" w:name="policy-engine"/>
+    <w:bookmarkEnd w:id="58"/>
+    <w:bookmarkStart w:id="59" w:name="policy-engine"/>
     <w:p>
       <w:pPr>
         <w:pStyle w:val="Heading3"/>
@@ -3377,8 +3396,8 @@
         <w:t xml:space="preserve">, plus modifiers such as a coarser answer shape, lower cardinality, stricter freshness, a different sink set, or a required assurance profile.</w:t>
       </w:r>
     </w:p>
-    <w:bookmarkEnd w:id="58"/>
-    <w:bookmarkStart w:id="59" w:name="protected-data-source"/>
+    <w:bookmarkEnd w:id="59"/>
+    <w:bookmarkStart w:id="60" w:name="protected-data-source"/>
     <w:p>
       <w:pPr>
         <w:pStyle w:val="Heading3"/>
@@ -3395,8 +3414,8 @@
         <w:t xml:space="preserve">The private input may be a database, file store, message archive, calendar, credential wallet, application API, or personal data store. It remains local to the computation executor in the default profile.</w:t>
       </w:r>
     </w:p>
-    <w:bookmarkEnd w:id="59"/>
-    <w:bookmarkStart w:id="60" w:name="audit-store"/>
+    <w:bookmarkEnd w:id="60"/>
+    <w:bookmarkStart w:id="61" w:name="audit-store"/>
     <w:p>
       <w:pPr>
         <w:pStyle w:val="Heading3"/>
@@ -3413,9 +3432,9 @@
         <w:t xml:space="preserve">The audit store records local decision detail. The external receipt is deliberately smaller than the local audit event so that diagnostic or policy information is not automatically disclosed to the requester.</w:t>
       </w:r>
     </w:p>
-    <w:bookmarkEnd w:id="60"/>
     <w:bookmarkEnd w:id="61"/>
-    <w:bookmarkStart w:id="62" w:name="answer-contracts"/>
+    <w:bookmarkEnd w:id="62"/>
+    <w:bookmarkStart w:id="63" w:name="answer-contracts"/>
     <w:p>
       <w:pPr>
         <w:pStyle w:val="Heading2"/>
@@ -3792,8 +3811,8 @@
         <w:t xml:space="preserve">The contract is not permission. It is the input to policy evaluation.</w:t>
       </w:r>
     </w:p>
-    <w:bookmarkEnd w:id="62"/>
-    <w:bookmarkStart w:id="65" w:name="release-shape-and-assurance-profile"/>
+    <w:bookmarkEnd w:id="63"/>
+    <w:bookmarkStart w:id="66" w:name="release-shape-and-assurance-profile"/>
     <w:p>
       <w:pPr>
         <w:pStyle w:val="Heading2"/>
@@ -3810,7 +3829,7 @@
         <w:t xml:space="preserve">The earlier tiered framing is replaced by two independent dimensions.</w:t>
       </w:r>
     </w:p>
-    <w:bookmarkStart w:id="63" w:name="release-shape"/>
+    <w:bookmarkStart w:id="64" w:name="release-shape"/>
     <w:p>
       <w:pPr>
         <w:pStyle w:val="Heading3"/>
@@ -3923,8 +3942,8 @@
         <w:t xml:space="preserve">ciphertext intended for a constrained recipient.</w:t>
       </w:r>
     </w:p>
-    <w:bookmarkEnd w:id="63"/>
-    <w:bookmarkStart w:id="64" w:name="assurance-profile"/>
+    <w:bookmarkEnd w:id="64"/>
+    <w:bookmarkStart w:id="65" w:name="assurance-profile"/>
     <w:p>
       <w:pPr>
         <w:pStyle w:val="Heading3"/>
@@ -3997,9 +4016,9 @@
         <w:t xml:space="preserve">The same boolean release can be authenticated by a personal agent, derived from an issuer-backed credential, or accompanied by a proof of computation. Those are different assurance properties, not different disclosure sizes.</w:t>
       </w:r>
     </w:p>
-    <w:bookmarkEnd w:id="64"/>
     <w:bookmarkEnd w:id="65"/>
-    <w:bookmarkStart w:id="70" w:name="end-to-end-flow"/>
+    <w:bookmarkEnd w:id="66"/>
+    <w:bookmarkStart w:id="71" w:name="end-to-end-flow"/>
     <w:p>
       <w:pPr>
         <w:pStyle w:val="Heading2"/>
@@ -4016,7 +4035,7 @@
         <w:t xml:space="preserve">Figure 3 shows the logical sequence.</w:t>
       </w:r>
     </w:p>
-    <w:bookmarkStart w:id="69" w:name="fig:sequence"/>
+    <w:bookmarkStart w:id="70" w:name="fig:sequence"/>
     <w:p>
       <w:pPr>
         <w:pStyle w:val="CaptionedFigure"/>
@@ -4026,18 +4045,18 @@
           <wp:inline>
             <wp:extent cx="5334000" cy="3309020"/>
             <wp:effectExtent b="0" l="0" r="0" t="0"/>
-            <wp:docPr descr="Logical Q2D query sequence and model-context boundary. Evidence and receipts terminate in the trusted requester runtime; only the semantic answer crosses into model context. Numbering matches the ten-step flow below." title="" id="67" name="Picture"/>
+            <wp:docPr descr="Logical Q2D query sequence and model-context boundary. Evidence and receipts terminate in the trusted requester runtime; only the semantic answer crosses into model context. Numbering matches the ten-step flow below." title="" id="68" name="Picture"/>
             <a:graphic>
               <a:graphicData uri="http://schemas.openxmlformats.org/drawingml/2006/picture">
                 <pic:pic>
                   <pic:nvPicPr>
-                    <pic:cNvPr descr="figures/query_sequence.png" id="68" name="Picture"/>
+                    <pic:cNvPr descr="figures/query_sequence.png" id="69" name="Picture"/>
                     <pic:cNvPicPr>
                       <a:picLocks noChangeArrowheads="1" noChangeAspect="1"/>
                     </pic:cNvPicPr>
                   </pic:nvPicPr>
                   <pic:blipFill>
-                    <a:blip r:embed="rId66"/>
+                    <a:blip r:embed="rId67"/>
                     <a:stretch>
                       <a:fillRect/>
                     </a:stretch>
@@ -4072,7 +4091,7 @@
         <w:t xml:space="preserve">Logical Q2D query sequence and model-context boundary. Evidence and receipts terminate in the trusted requester runtime; only the semantic answer crosses into model context. Numbering matches the ten-step flow below.</w:t>
       </w:r>
     </w:p>
-    <w:bookmarkEnd w:id="69"/>
+    <w:bookmarkEnd w:id="70"/>
     <w:p>
       <w:pPr>
         <w:pStyle w:val="BodyText"/>
@@ -4240,9 +4259,9 @@
         <w:t xml:space="preserve">Under the contained-runtime profile, answer-derived values may flow only to permitted sinks.</w:t>
       </w:r>
     </w:p>
-    <w:bookmarkEnd w:id="70"/>
     <w:bookmarkEnd w:id="71"/>
-    <w:bookmarkStart w:id="89" w:name="core-protocol"/>
+    <w:bookmarkEnd w:id="72"/>
+    <w:bookmarkStart w:id="90" w:name="core-protocol"/>
     <w:p>
       <w:pPr>
         <w:pStyle w:val="Heading1"/>
@@ -4259,7 +4278,7 @@
         <w:t xml:space="preserve">This section is informative. Normative field definitions belong in the separate core specification.</w:t>
       </w:r>
     </w:p>
-    <w:bookmarkStart w:id="78" w:name="query-envelope"/>
+    <w:bookmarkStart w:id="79" w:name="query-envelope"/>
     <w:p>
       <w:pPr>
         <w:pStyle w:val="Heading2"/>
@@ -4276,7 +4295,7 @@
         <w:t xml:space="preserve">A Q2D query contains the following field groups.</w:t>
       </w:r>
     </w:p>
-    <w:bookmarkStart w:id="72" w:name="protocol-metadata"/>
+    <w:bookmarkStart w:id="73" w:name="protocol-metadata"/>
     <w:p>
       <w:pPr>
         <w:pStyle w:val="Heading3"/>
@@ -4357,8 +4376,8 @@
         <w:t xml:space="preserve">optional correlation identifier for asynchronous escalation.</w:t>
       </w:r>
     </w:p>
-    <w:bookmarkEnd w:id="72"/>
-    <w:bookmarkStart w:id="73" w:name="principals-and-authority"/>
+    <w:bookmarkEnd w:id="73"/>
+    <w:bookmarkStart w:id="74" w:name="principals-and-authority"/>
     <w:p>
       <w:pPr>
         <w:pStyle w:val="Heading3"/>
@@ -4519,8 +4538,8 @@
         <w:t xml:space="preserve">.</w:t>
       </w:r>
     </w:p>
-    <w:bookmarkEnd w:id="73"/>
-    <w:bookmarkStart w:id="74" w:name="predicate"/>
+    <w:bookmarkEnd w:id="74"/>
+    <w:bookmarkStart w:id="75" w:name="predicate"/>
     <w:p>
       <w:pPr>
         <w:pStyle w:val="Heading3"/>
@@ -4609,8 +4628,8 @@
         <w:t xml:space="preserve">Free-form code or natural-language expressions are not automatically executable in version 0.1. The agent selects from registered predicates, and public context is validated against the entry’s schema.</w:t>
       </w:r>
     </w:p>
-    <w:bookmarkEnd w:id="74"/>
-    <w:bookmarkStart w:id="75" w:name="answer-contract"/>
+    <w:bookmarkEnd w:id="75"/>
+    <w:bookmarkStart w:id="76" w:name="answer-contract"/>
     <w:p>
       <w:pPr>
         <w:pStyle w:val="Heading3"/>
@@ -4727,8 +4746,8 @@
         <w:t xml:space="preserve">or coarser version of the registered domain. It may not expand the domain. The responder computes the effective domain as the intersection of the registry entry, requester contract, and policy modifiers.</w:t>
       </w:r>
     </w:p>
-    <w:bookmarkEnd w:id="75"/>
-    <w:bookmarkStart w:id="76" w:name="purpose-and-delivery"/>
+    <w:bookmarkEnd w:id="76"/>
+    <w:bookmarkStart w:id="77" w:name="purpose-and-delivery"/>
     <w:p>
       <w:pPr>
         <w:pStyle w:val="Heading3"/>
@@ -4853,8 +4872,8 @@
         <w:t xml:space="preserve">The protocol distinguishes a declared purpose from an authorized purpose. The request records what the requester claims. The response records what the responder authorized. Neither proves later human behavior.</w:t>
       </w:r>
     </w:p>
-    <w:bookmarkEnd w:id="76"/>
-    <w:bookmarkStart w:id="77" w:name="freshness-and-authentication"/>
+    <w:bookmarkEnd w:id="77"/>
+    <w:bookmarkStart w:id="78" w:name="freshness-and-authentication"/>
     <w:p>
       <w:pPr>
         <w:pStyle w:val="Heading3"/>
@@ -4991,9 +5010,9 @@
         <w:t xml:space="preserve">. These are implementation choices for the initial profile, not permanent restrictions on the core protocol.</w:t>
       </w:r>
     </w:p>
-    <w:bookmarkEnd w:id="77"/>
     <w:bookmarkEnd w:id="78"/>
-    <w:bookmarkStart w:id="79" w:name="predicate-validation"/>
+    <w:bookmarkEnd w:id="79"/>
+    <w:bookmarkStart w:id="80" w:name="predicate-validation"/>
     <w:p>
       <w:pPr>
         <w:pStyle w:val="Heading2"/>
@@ -5114,8 +5133,8 @@
         <w:t xml:space="preserve">A malicious requester therefore cannot declare that a high-cardinality result is “one bit” or replace a registered predicate with semantically different code while retaining the same identifier.</w:t>
       </w:r>
     </w:p>
-    <w:bookmarkEnd w:id="79"/>
-    <w:bookmarkStart w:id="80" w:name="policy-evaluation"/>
+    <w:bookmarkEnd w:id="80"/>
+    <w:bookmarkStart w:id="81" w:name="policy-evaluation"/>
     <w:p>
       <w:pPr>
         <w:pStyle w:val="Heading2"/>
@@ -5252,8 +5271,8 @@
         <w:t xml:space="preserve">The policy engine should fail closed when authorities conflict or required context cannot be resolved. Detailed policy reasons remain local unless a policy explicitly permits their disclosure.</w:t>
       </w:r>
     </w:p>
-    <w:bookmarkEnd w:id="80"/>
-    <w:bookmarkStart w:id="81" w:name="local-evaluation-and-output-validation"/>
+    <w:bookmarkEnd w:id="81"/>
+    <w:bookmarkStart w:id="82" w:name="local-evaluation-and-output-validation"/>
     <w:p>
       <w:pPr>
         <w:pStyle w:val="Heading2"/>
@@ -5375,8 +5394,8 @@
         <w:t xml:space="preserve">field is not unconstrained; every disclosed detail must be part of the registered response schema and capacity calculation.</w:t>
       </w:r>
     </w:p>
-    <w:bookmarkEnd w:id="81"/>
-    <w:bookmarkStart w:id="85" w:name="response-types"/>
+    <w:bookmarkEnd w:id="82"/>
+    <w:bookmarkStart w:id="86" w:name="response-types"/>
     <w:p>
       <w:pPr>
         <w:pStyle w:val="Heading2"/>
@@ -5385,7 +5404,7 @@
         <w:t xml:space="preserve">Response types</w:t>
       </w:r>
     </w:p>
-    <w:bookmarkStart w:id="82" w:name="answer"/>
+    <w:bookmarkStart w:id="83" w:name="answer"/>
     <w:p>
       <w:pPr>
         <w:pStyle w:val="Heading3"/>
@@ -5489,8 +5508,8 @@
         <w:t xml:space="preserve">the responder signature.</w:t>
       </w:r>
     </w:p>
-    <w:bookmarkEnd w:id="82"/>
-    <w:bookmarkStart w:id="83" w:name="deny"/>
+    <w:bookmarkEnd w:id="83"/>
+    <w:bookmarkStart w:id="84" w:name="deny"/>
     <w:p>
       <w:pPr>
         <w:pStyle w:val="Heading3"/>
@@ -5543,8 +5562,8 @@
         <w:t xml:space="preserve">, not a claim of wire-level indistinguishability. Timing, response size, consent notifications, rate limits, and later state may still leak information. A normalized response must not carry cause-specific retry text such as “not before policy change.” If retry metadata is included, its value and semantics must be identical for every internal outcome mapped to that external class.</w:t>
       </w:r>
     </w:p>
-    <w:bookmarkEnd w:id="83"/>
-    <w:bookmarkStart w:id="84" w:name="escalate"/>
+    <w:bookmarkEnd w:id="84"/>
+    <w:bookmarkStart w:id="85" w:name="escalate"/>
     <w:p>
       <w:pPr>
         <w:pStyle w:val="Heading3"/>
@@ -5651,9 +5670,9 @@
         <w:t xml:space="preserve">response as denial-normalized. Explicit escalation is a deliberate information release and requires its own policy decision.</w:t>
       </w:r>
     </w:p>
-    <w:bookmarkEnd w:id="84"/>
     <w:bookmarkEnd w:id="85"/>
-    <w:bookmarkStart w:id="86" w:name="disclosure-receipts"/>
+    <w:bookmarkEnd w:id="86"/>
+    <w:bookmarkStart w:id="87" w:name="disclosure-receipts"/>
     <w:p>
       <w:pPr>
         <w:pStyle w:val="Heading2"/>
@@ -5838,8 +5857,8 @@
         <w:t xml:space="preserve">, but public disclosure logs can create correlation and dictionary-attack risks. A later profile may anchor batch roots while keeping leaves private.</w:t>
       </w:r>
     </w:p>
-    <w:bookmarkEnd w:id="86"/>
-    <w:bookmarkStart w:id="87" w:name="replay-idempotency-and-retries"/>
+    <w:bookmarkEnd w:id="87"/>
+    <w:bookmarkStart w:id="88" w:name="replay-idempotency-and-retries"/>
     <w:p>
       <w:pPr>
         <w:pStyle w:val="Heading2"/>
@@ -5877,8 +5896,8 @@
         <w:t xml:space="preserve">, but it remains a new protocol request. The responder revalidates the registry, delegation, policy, freshness, disclosure budget, and current data, and it issues a new receipt. The observable transition from a normalized unavailable outcome to an answer is a residual state channel and must be included in the deployment threat model.</w:t>
       </w:r>
     </w:p>
-    <w:bookmarkEnd w:id="87"/>
-    <w:bookmarkStart w:id="88" w:name="versioning"/>
+    <w:bookmarkEnd w:id="88"/>
+    <w:bookmarkStart w:id="89" w:name="versioning"/>
     <w:p>
       <w:pPr>
         <w:pStyle w:val="Heading2"/>
@@ -5895,9 +5914,9 @@
         <w:t xml:space="preserve">The core protocol, transport bindings, assurance profiles, predicate registries, and implementation packages should have independent version identifiers. Repository tags should track specification releases, while language package versions evolve under an explicit compatibility matrix. A request and receipt bind the core protocol version, predicate version, registry digest, and applicable assurance profile so that later code or registry updates cannot silently reinterpret an earlier exchange.</w:t>
       </w:r>
     </w:p>
-    <w:bookmarkEnd w:id="88"/>
     <w:bookmarkEnd w:id="89"/>
-    <w:bookmarkStart w:id="96" w:name="policy-consent-and-disclosure-accounting"/>
+    <w:bookmarkEnd w:id="90"/>
+    <w:bookmarkStart w:id="97" w:name="policy-consent-and-disclosure-accounting"/>
     <w:p>
       <w:pPr>
         <w:pStyle w:val="Heading1"/>
@@ -5906,7 +5925,7 @@
         <w:t xml:space="preserve">Policy, Consent, and Disclosure Accounting</w:t>
       </w:r>
     </w:p>
-    <w:bookmarkStart w:id="90" w:name="policy-composition"/>
+    <w:bookmarkStart w:id="91" w:name="policy-composition"/>
     <w:p>
       <w:pPr>
         <w:pStyle w:val="Heading2"/>
@@ -6057,8 +6076,8 @@
         <w:t xml:space="preserve">prevents it.</w:t>
       </w:r>
     </w:p>
-    <w:bookmarkEnd w:id="90"/>
-    <w:bookmarkStart w:id="91" w:name="decision-modifiers"/>
+    <w:bookmarkEnd w:id="91"/>
+    <w:bookmarkStart w:id="92" w:name="decision-modifiers"/>
     <w:p>
       <w:pPr>
         <w:pStyle w:val="Heading2"/>
@@ -6194,8 +6213,8 @@
         <w:t xml:space="preserve">The requester may accept the narrower contract or abandon the task. It must not receive a broad answer and be asked to discard the extra detail.</w:t>
       </w:r>
     </w:p>
-    <w:bookmarkEnd w:id="91"/>
-    <w:bookmarkStart w:id="92" w:name="consent-and-approval-ux"/>
+    <w:bookmarkEnd w:id="92"/>
+    <w:bookmarkStart w:id="93" w:name="consent-and-approval-ux"/>
     <w:p>
       <w:pPr>
         <w:pStyle w:val="Heading2"/>
@@ -6352,8 +6371,8 @@
         <w:t xml:space="preserve">The user should be able to allow once, create a standing rule with limits, or deny. Approval should not be described as GDPR consent unless the deployment has separately established that consent is the correct lawful basis and that the interface satisfies the applicable legal conditions.</w:t>
       </w:r>
     </w:p>
-    <w:bookmarkEnd w:id="92"/>
-    <w:bookmarkStart w:id="93" w:name="disclosure-capacity-budget"/>
+    <w:bookmarkEnd w:id="93"/>
+    <w:bookmarkStart w:id="94" w:name="disclosure-capacity-budget"/>
     <w:p>
       <w:pPr>
         <w:pStyle w:val="Heading2"/>
@@ -6573,8 +6592,8 @@
         <w:t xml:space="preserve">. A future Q2D profile may integrate such a method, but version 0.1 uses capacity as a policy throttle and escalation trigger only.</w:t>
       </w:r>
     </w:p>
-    <w:bookmarkEnd w:id="93"/>
-    <w:bookmarkStart w:id="94" w:name="denial-normalization"/>
+    <w:bookmarkEnd w:id="94"/>
+    <w:bookmarkStart w:id="95" w:name="denial-normalization"/>
     <w:p>
       <w:pPr>
         <w:pStyle w:val="Heading2"/>
@@ -6712,8 +6731,8 @@
         <w:t xml:space="preserve">Even with these measures, Q2D does not claim perfect indistinguishability. The purpose is to reduce obvious oracles and make residual channels explicit.</w:t>
       </w:r>
     </w:p>
-    <w:bookmarkEnd w:id="94"/>
-    <w:bookmarkStart w:id="95" w:name="audit-and-revocation"/>
+    <w:bookmarkEnd w:id="95"/>
+    <w:bookmarkStart w:id="96" w:name="audit-and-revocation"/>
     <w:p>
       <w:pPr>
         <w:pStyle w:val="Heading2"/>
@@ -6798,9 +6817,9 @@
         <w:t xml:space="preserve">Receipts, audit logs, identifiers, and policy history may themselves be sensitive or personal data and need retention, access, and deletion controls.</w:t>
       </w:r>
     </w:p>
-    <w:bookmarkEnd w:id="95"/>
     <w:bookmarkEnd w:id="96"/>
-    <w:bookmarkStart w:id="102" w:name="requester-side-containment"/>
+    <w:bookmarkEnd w:id="97"/>
+    <w:bookmarkStart w:id="103" w:name="requester-side-containment"/>
     <w:p>
       <w:pPr>
         <w:pStyle w:val="Heading1"/>
@@ -6817,7 +6836,7 @@
         <w:t xml:space="preserve">Source-side minimization prevents the requester from receiving raw source records through Q2D. It does not, by itself, control the bounded answer after release. The contained-requester profile addresses the machine pipeline between response verification and downstream action.</w:t>
       </w:r>
     </w:p>
-    <w:bookmarkStart w:id="97" w:name="evidence-segregation"/>
+    <w:bookmarkStart w:id="98" w:name="evidence-segregation"/>
     <w:p>
       <w:pPr>
         <w:pStyle w:val="Heading2"/>
@@ -6941,8 +6960,8 @@
         <w:t xml:space="preserve">Keeping evidence outside model context reduces the material available to prompt injection and lowers token use. It does not remove the sensitivity of the semantic answer itself.</w:t>
       </w:r>
     </w:p>
-    <w:bookmarkEnd w:id="97"/>
-    <w:bookmarkStart w:id="98" w:name="information-flow-labels"/>
+    <w:bookmarkEnd w:id="98"/>
+    <w:bookmarkStart w:id="99" w:name="information-flow-labels"/>
     <w:p>
       <w:pPr>
         <w:pStyle w:val="Heading2"/>
@@ -7117,8 +7136,8 @@
         <w:t xml:space="preserve">disclosure-budget key.</w:t>
       </w:r>
     </w:p>
-    <w:bookmarkEnd w:id="98"/>
-    <w:bookmarkStart w:id="99" w:name="sinks"/>
+    <w:bookmarkEnd w:id="99"/>
+    <w:bookmarkStart w:id="100" w:name="sinks"/>
     <w:p>
       <w:pPr>
         <w:pStyle w:val="Heading2"/>
@@ -7263,8 +7282,8 @@
         <w:t xml:space="preserve">A remote model provider is therefore an explicit sink. A deployment cannot claim that an answer remained on-device when it was sent to a hosted model.</w:t>
       </w:r>
     </w:p>
-    <w:bookmarkEnd w:id="99"/>
-    <w:bookmarkStart w:id="100" w:name="enforcement"/>
+    <w:bookmarkEnd w:id="100"/>
+    <w:bookmarkStart w:id="101" w:name="enforcement"/>
     <w:p>
       <w:pPr>
         <w:pStyle w:val="Heading2"/>
@@ -7385,8 +7404,8 @@
         <w:t xml:space="preserve">The property is conditional on complete mediation. If a plugin can open an untracked socket, if a framework writes tool results to an uncontrolled trace, or if the model provider retains prompts beyond policy, the system cannot claim containment for that path.</w:t>
       </w:r>
     </w:p>
-    <w:bookmarkEnd w:id="100"/>
-    <w:bookmarkStart w:id="101" w:name="compatibility-mode"/>
+    <w:bookmarkEnd w:id="101"/>
+    <w:bookmarkStart w:id="102" w:name="compatibility-mode"/>
     <w:p>
       <w:pPr>
         <w:pStyle w:val="Heading2"/>
@@ -7403,9 +7422,9 @@
         <w:t xml:space="preserve">An ordinary MCP or A2A client may use Q2D source-side queries without implementing contained-runtime enforcement. The response must indicate the achieved conformance class. Such a deployment may claim “bounded authenticated answer from a participating custodian,” but not “answer-derived flow restricted to permitted sinks.”</w:t>
       </w:r>
     </w:p>
-    <w:bookmarkEnd w:id="101"/>
     <w:bookmarkEnd w:id="102"/>
-    <w:bookmarkStart w:id="107" w:name="transport-bindings"/>
+    <w:bookmarkEnd w:id="103"/>
+    <w:bookmarkStart w:id="108" w:name="transport-bindings"/>
     <w:p>
       <w:pPr>
         <w:pStyle w:val="Heading1"/>
@@ -7422,7 +7441,7 @@
         <w:t xml:space="preserve">Q2D’s core semantics are independent of transport. A binding specifies capability discovery, request mapping, response mapping, authentication integration, cancellation, errors, streaming, and asynchronous approval.</w:t>
       </w:r>
     </w:p>
-    <w:bookmarkStart w:id="103" w:name="direct-https-binding"/>
+    <w:bookmarkStart w:id="104" w:name="direct-https-binding"/>
     <w:p>
       <w:pPr>
         <w:pStyle w:val="Heading2"/>
@@ -7505,8 +7524,8 @@
         <w:t xml:space="preserve">. The relay is not trusted with plaintext.</w:t>
       </w:r>
     </w:p>
-    <w:bookmarkEnd w:id="103"/>
-    <w:bookmarkStart w:id="104" w:name="mcp-binding"/>
+    <w:bookmarkEnd w:id="104"/>
+    <w:bookmarkStart w:id="105" w:name="mcp-binding"/>
     <w:p>
       <w:pPr>
         <w:pStyle w:val="Heading2"/>
@@ -7726,8 +7745,8 @@
         <w:t xml:space="preserve">. Q2D requester-side containment can be implemented partly as an interceptor profile, but source-side local computation and the answer-contract semantics remain distinct. The binding should therefore specify which requirements are satisfied by MCP interceptors and which require a Q2D-aware server or host.</w:t>
       </w:r>
     </w:p>
-    <w:bookmarkEnd w:id="104"/>
-    <w:bookmarkStart w:id="105" w:name="a2a-binding"/>
+    <w:bookmarkEnd w:id="105"/>
+    <w:bookmarkStart w:id="106" w:name="a2a-binding"/>
     <w:p>
       <w:pPr>
         <w:pStyle w:val="Heading2"/>
@@ -7951,8 +7970,8 @@
         <w:t xml:space="preserve">or pending state. The A2A binding must preserve Q2D’s signed core object so that intermediaries cannot rewrite purpose, sinks, or answer shape.</w:t>
       </w:r>
     </w:p>
-    <w:bookmarkEnd w:id="105"/>
-    <w:bookmarkStart w:id="106" w:name="binding-equivalence"/>
+    <w:bookmarkEnd w:id="106"/>
+    <w:bookmarkStart w:id="107" w:name="binding-equivalence"/>
     <w:p>
       <w:pPr>
         <w:pStyle w:val="Heading2"/>
@@ -8073,9 +8092,9 @@
         <w:t xml:space="preserve">A binding must not silently broaden the answer domain or omit sinks merely because the underlying transport does not have native fields for them.</w:t>
       </w:r>
     </w:p>
-    <w:bookmarkEnd w:id="106"/>
     <w:bookmarkEnd w:id="107"/>
-    <w:bookmarkStart w:id="119" w:name="security-and-privacy-analysis"/>
+    <w:bookmarkEnd w:id="108"/>
+    <w:bookmarkStart w:id="120" w:name="security-and-privacy-analysis"/>
     <w:p>
       <w:pPr>
         <w:pStyle w:val="Heading1"/>
@@ -8084,7 +8103,7 @@
         <w:t xml:space="preserve">Security and Privacy Analysis</w:t>
       </w:r>
     </w:p>
-    <w:bookmarkStart w:id="114" w:name="security-properties"/>
+    <w:bookmarkStart w:id="115" w:name="security-properties"/>
     <w:p>
       <w:pPr>
         <w:pStyle w:val="Heading2"/>
@@ -8093,7 +8112,7 @@
         <w:t xml:space="preserve">Security properties</w:t>
       </w:r>
     </w:p>
-    <w:bookmarkStart w:id="108" w:name="bounded-output-property"/>
+    <w:bookmarkStart w:id="109" w:name="bounded-output-property"/>
     <w:p>
       <w:pPr>
         <w:pStyle w:val="Heading3"/>
@@ -8130,8 +8149,8 @@
         <w:t xml:space="preserve">This property depends on correct implementation, schema validation, and serialization. It does not imply that the result is non-sensitive.</w:t>
       </w:r>
     </w:p>
-    <w:bookmarkEnd w:id="108"/>
-    <w:bookmarkStart w:id="109" w:name="source-confinement-property"/>
+    <w:bookmarkEnd w:id="109"/>
+    <w:bookmarkStart w:id="110" w:name="source-confinement-property"/>
     <w:p>
       <w:pPr>
         <w:pStyle w:val="Heading3"/>
@@ -8163,8 +8182,8 @@
         <w:t xml:space="preserve">value is not serialized into the response. This property does not cover side channels, compromised runtimes, or a predicate intentionally registered to return raw data.</w:t>
       </w:r>
     </w:p>
-    <w:bookmarkEnd w:id="109"/>
-    <w:bookmarkStart w:id="110" w:name="request-binding-property"/>
+    <w:bookmarkEnd w:id="110"/>
+    <w:bookmarkStart w:id="111" w:name="request-binding-property"/>
     <w:p>
       <w:pPr>
         <w:pStyle w:val="Heading3"/>
@@ -8181,8 +8200,8 @@
         <w:t xml:space="preserve">The requester signature covers the predicate, public context, purpose, recipient, sinks, answer contract, freshness, and nonce. An intermediary cannot change those fields without invalidating the signature.</w:t>
       </w:r>
     </w:p>
-    <w:bookmarkEnd w:id="110"/>
-    <w:bookmarkStart w:id="111" w:name="response-authentication-property"/>
+    <w:bookmarkEnd w:id="111"/>
+    <w:bookmarkStart w:id="112" w:name="response-authentication-property"/>
     <w:p>
       <w:pPr>
         <w:pStyle w:val="Heading3"/>
@@ -8199,8 +8218,8 @@
         <w:t xml:space="preserve">The responder signature binds the semantic answer or denial status, effective answer contract, receipt, and request digest to the computation executor identity. In Phase 1 this proves origin and integrity, not correct computation or input truth.</w:t>
       </w:r>
     </w:p>
-    <w:bookmarkEnd w:id="111"/>
-    <w:bookmarkStart w:id="112" w:name="replay-resistance-property"/>
+    <w:bookmarkEnd w:id="112"/>
+    <w:bookmarkStart w:id="113" w:name="replay-resistance-property"/>
     <w:p>
       <w:pPr>
         <w:pStyle w:val="Heading3"/>
@@ -8217,8 +8236,8 @@
         <w:t xml:space="preserve">A valid nonce, expiry, query identifier, and replay cache prevent an intercepted request from being reused within the supported threat model. Key compromise or intentionally repeated fresh queries remain possible.</w:t>
       </w:r>
     </w:p>
-    <w:bookmarkEnd w:id="112"/>
-    <w:bookmarkStart w:id="113" w:name="conditional-flow-confinement-property"/>
+    <w:bookmarkEnd w:id="113"/>
+    <w:bookmarkStart w:id="114" w:name="conditional-flow-confinement-property"/>
     <w:p>
       <w:pPr>
         <w:pStyle w:val="Heading3"/>
@@ -8235,9 +8254,9 @@
         <w:t xml:space="preserve">Under a conforming requester runtime with complete sink mediation, answer-derived machine outputs are released only to sinks permitted by the effective contract and local policy. This property fails if any relevant sink or side channel is outside mediation.</w:t>
       </w:r>
     </w:p>
-    <w:bookmarkEnd w:id="113"/>
     <w:bookmarkEnd w:id="114"/>
-    <w:bookmarkStart w:id="115" w:name="threat-analysis"/>
+    <w:bookmarkEnd w:id="115"/>
+    <w:bookmarkStart w:id="116" w:name="threat-analysis"/>
     <w:p>
       <w:pPr>
         <w:pStyle w:val="Heading2"/>
@@ -8822,8 +8841,8 @@
         </w:tc>
       </w:tr>
     </w:tbl>
-    <w:bookmarkEnd w:id="115"/>
-    <w:bookmarkStart w:id="116" w:name="X1df2620cd6ca779ab12d5ec8dc75c7d93b6dbd4"/>
+    <w:bookmarkEnd w:id="116"/>
+    <w:bookmarkStart w:id="117" w:name="X1df2620cd6ca779ab12d5ec8dc75c7d93b6dbd4"/>
     <w:p>
       <w:pPr>
         <w:pStyle w:val="Heading2"/>
@@ -8988,8 +9007,8 @@
         <w:t xml:space="preserve">. Q2D can use relays and encrypted payloads to partition message content from routing, but it does not automatically hide endpoints, traffic patterns, or relationship graphs.</w:t>
       </w:r>
     </w:p>
-    <w:bookmarkEnd w:id="116"/>
-    <w:bookmarkStart w:id="117" w:name="input-provenance-and-truth"/>
+    <w:bookmarkEnd w:id="117"/>
+    <w:bookmarkStart w:id="118" w:name="input-provenance-and-truth"/>
     <w:p>
       <w:pPr>
         <w:pStyle w:val="Heading2"/>
@@ -9074,8 +9093,8 @@
         <w:t xml:space="preserve">Credential-backed and verifiable-computation profiles can strengthen selected parts. A credential can establish issuer provenance. A proof can establish execution over committed inputs. Neither establishes that an issuer was honest or that a committed database snapshot contained the complete real-world truth.</w:t>
       </w:r>
     </w:p>
-    <w:bookmarkEnd w:id="117"/>
-    <w:bookmarkStart w:id="118" w:name="privacy-of-receipts-and-audits"/>
+    <w:bookmarkEnd w:id="118"/>
+    <w:bookmarkStart w:id="119" w:name="privacy-of-receipts-and-audits"/>
     <w:p>
       <w:pPr>
         <w:pStyle w:val="Heading2"/>
@@ -9092,9 +9111,9 @@
         <w:t xml:space="preserve">Receipts can reveal relationship, purpose, timing, sensitivity class, and interaction frequency. They should be minimized, encrypted at rest, and disclosed only to authorized parties. Public roots or transparency mechanisms should avoid low-entropy unsalted hashes that permit guessing the underlying event.</w:t>
       </w:r>
     </w:p>
-    <w:bookmarkEnd w:id="118"/>
     <w:bookmarkEnd w:id="119"/>
-    <w:bookmarkStart w:id="125" w:name="assurance-profiles"/>
+    <w:bookmarkEnd w:id="120"/>
+    <w:bookmarkStart w:id="126" w:name="assurance-profiles"/>
     <w:p>
       <w:pPr>
         <w:pStyle w:val="Heading1"/>
@@ -9111,7 +9130,7 @@
         <w:t xml:space="preserve">Q2D profiles answer different assurance questions and should not be presented as a single ascending disclosure ladder.</w:t>
       </w:r>
     </w:p>
-    <w:bookmarkStart w:id="120" w:name="authenticated-answer-profile-phase-1"/>
+    <w:bookmarkStart w:id="121" w:name="authenticated-answer-profile-phase-1"/>
     <w:p>
       <w:pPr>
         <w:pStyle w:val="Heading2"/>
@@ -9244,8 +9263,8 @@
         <w:t xml:space="preserve">This is the default Q2D version 0.1 profile.</w:t>
       </w:r>
     </w:p>
-    <w:bookmarkEnd w:id="120"/>
-    <w:bookmarkStart w:id="121" w:name="credential-backed-profile-future"/>
+    <w:bookmarkEnd w:id="121"/>
+    <w:bookmarkStart w:id="122" w:name="credential-backed-profile-future"/>
     <w:p>
       <w:pPr>
         <w:pStyle w:val="Heading2"/>
@@ -9338,8 +9357,8 @@
         <w:t xml:space="preserve">This profile can strengthen attribute provenance, but the issuer remains trusted for the fact it signed.</w:t>
       </w:r>
     </w:p>
-    <w:bookmarkEnd w:id="121"/>
-    <w:bookmarkStart w:id="122" w:name="verifiable-computation-profile-future"/>
+    <w:bookmarkEnd w:id="122"/>
+    <w:bookmarkStart w:id="123" w:name="verifiable-computation-profile-future"/>
     <w:p>
       <w:pPr>
         <w:pStyle w:val="Heading2"/>
@@ -9436,8 +9455,8 @@
         <w:t xml:space="preserve">This can reduce trust in the computation executor, but it does not prove the committed input was truthful, complete, or current. The program registry and input-commitment process become critical trust components.</w:t>
       </w:r>
     </w:p>
-    <w:bookmarkEnd w:id="122"/>
-    <w:bookmarkStart w:id="123" w:name="attested-use-profile-future"/>
+    <w:bookmarkEnd w:id="123"/>
+    <w:bookmarkStart w:id="124" w:name="attested-use-profile-future"/>
     <w:p>
       <w:pPr>
         <w:pStyle w:val="Heading2"/>
@@ -9495,8 +9514,8 @@
         <w:t xml:space="preserve">, not tamper-proof courier or guaranteed destruction.</w:t>
       </w:r>
     </w:p>
-    <w:bookmarkEnd w:id="123"/>
-    <w:bookmarkStart w:id="124" w:name="profile-negotiation"/>
+    <w:bookmarkEnd w:id="124"/>
+    <w:bookmarkStart w:id="125" w:name="profile-negotiation"/>
     <w:p>
       <w:pPr>
         <w:pStyle w:val="Heading2"/>
@@ -9513,9 +9532,9 @@
         <w:t xml:space="preserve">A predicate registry entry lists supported profiles. Policy may require a minimum profile for a sensitivity class or recipient. A requester can ask for a stronger profile, but the responder must not silently downgrade. The response identifies the actual profile used.</w:t>
       </w:r>
     </w:p>
-    <w:bookmarkEnd w:id="124"/>
     <w:bookmarkEnd w:id="125"/>
-    <w:bookmarkStart w:id="137" w:name="X59293a85ed5ffd46a828ea217e9de59700282ad"/>
+    <w:bookmarkEnd w:id="126"/>
+    <w:bookmarkStart w:id="138" w:name="X59293a85ed5ffd46a828ea217e9de59700282ad"/>
     <w:p>
       <w:pPr>
         <w:pStyle w:val="Heading1"/>
@@ -9524,7 +9543,7 @@
         <w:t xml:space="preserve">Phase 1 Implementation Plan and Current Status</w:t>
       </w:r>
     </w:p>
-    <w:bookmarkStart w:id="126" w:name="current-project-status"/>
+    <w:bookmarkStart w:id="127" w:name="current-project-status"/>
     <w:p>
       <w:pPr>
         <w:pStyle w:val="Heading2"/>
@@ -9541,8 +9560,8 @@
         <w:t xml:space="preserve">As of August 2026, Q2D has a public project site, repository, stable working name, and this design report. The protocol remains pre-release. The core specification, threat model, reference implementation, conformance suite, and empirical evaluation are still in development, and no Phase 1 conformance or performance result is claimed.</w:t>
       </w:r>
     </w:p>
-    <w:bookmarkEnd w:id="126"/>
-    <w:bookmarkStart w:id="127" w:name="planned-stack"/>
+    <w:bookmarkEnd w:id="127"/>
+    <w:bookmarkStart w:id="128" w:name="planned-stack"/>
     <w:p>
       <w:pPr>
         <w:pStyle w:val="Heading2"/>
@@ -9639,8 +9658,8 @@
         <w:t xml:space="preserve">The core should expose interfaces rather than hard-code one identity system. Initial profiles can include local pairing, enterprise identity, and DID/UCAN delegation.</w:t>
       </w:r>
     </w:p>
-    <w:bookmarkEnd w:id="127"/>
-    <w:bookmarkStart w:id="135" w:name="phase-1-work-packages"/>
+    <w:bookmarkEnd w:id="128"/>
+    <w:bookmarkStart w:id="136" w:name="phase-1-work-packages"/>
     <w:p>
       <w:pPr>
         <w:pStyle w:val="Heading2"/>
@@ -9649,7 +9668,7 @@
         <w:t xml:space="preserve">Phase 1 work packages</w:t>
       </w:r>
     </w:p>
-    <w:bookmarkStart w:id="128" w:name="terminology-and-data-model"/>
+    <w:bookmarkStart w:id="129" w:name="terminology-and-data-model"/>
     <w:p>
       <w:pPr>
         <w:pStyle w:val="Heading3"/>
@@ -9721,8 +9740,8 @@
         <w:t xml:space="preserve">define conformance classes.</w:t>
       </w:r>
     </w:p>
-    <w:bookmarkEnd w:id="128"/>
-    <w:bookmarkStart w:id="129" w:name="message-layer"/>
+    <w:bookmarkEnd w:id="129"/>
+    <w:bookmarkStart w:id="130" w:name="message-layer"/>
     <w:p>
       <w:pPr>
         <w:pStyle w:val="Heading3"/>
@@ -9803,8 +9822,8 @@
         <w:t xml:space="preserve">schema validation and parser fuzzing.</w:t>
       </w:r>
     </w:p>
-    <w:bookmarkEnd w:id="129"/>
-    <w:bookmarkStart w:id="130" w:name="predicate-registry-1"/>
+    <w:bookmarkEnd w:id="130"/>
+    <w:bookmarkStart w:id="131" w:name="predicate-registry-1"/>
     <w:p>
       <w:pPr>
         <w:pStyle w:val="Heading3"/>
@@ -9988,8 +10007,8 @@
         <w:t xml:space="preserve">Federation and automatic reconciliation between registry authorities are explicitly out of scope for Phase 1.</w:t>
       </w:r>
     </w:p>
-    <w:bookmarkEnd w:id="130"/>
-    <w:bookmarkStart w:id="131" w:name="policy-engine-1"/>
+    <w:bookmarkEnd w:id="131"/>
+    <w:bookmarkStart w:id="132" w:name="policy-engine-1"/>
     <w:p>
       <w:pPr>
         <w:pStyle w:val="Heading3"/>
@@ -10094,8 +10113,8 @@
         <w:t xml:space="preserve">property tests for fail-closed invariants.</w:t>
       </w:r>
     </w:p>
-    <w:bookmarkEnd w:id="131"/>
-    <w:bookmarkStart w:id="132" w:name="requester-runtime-1"/>
+    <w:bookmarkEnd w:id="132"/>
+    <w:bookmarkStart w:id="133" w:name="requester-runtime-1"/>
     <w:p>
       <w:pPr>
         <w:pStyle w:val="Heading3"/>
@@ -10188,8 +10207,8 @@
         <w:t xml:space="preserve">local receipt store.</w:t>
       </w:r>
     </w:p>
-    <w:bookmarkEnd w:id="132"/>
-    <w:bookmarkStart w:id="133" w:name="bindings"/>
+    <w:bookmarkEnd w:id="133"/>
+    <w:bookmarkStart w:id="134" w:name="bindings"/>
     <w:p>
       <w:pPr>
         <w:pStyle w:val="Heading3"/>
@@ -10246,8 +10265,8 @@
         <w:t xml:space="preserve">asynchronous escalation.</w:t>
       </w:r>
     </w:p>
-    <w:bookmarkEnd w:id="133"/>
-    <w:bookmarkStart w:id="134" w:name="consent-interface"/>
+    <w:bookmarkEnd w:id="134"/>
+    <w:bookmarkStart w:id="135" w:name="consent-interface"/>
     <w:p>
       <w:pPr>
         <w:pStyle w:val="Heading3"/>
@@ -10316,9 +10335,9 @@
         <w:t xml:space="preserve">local audit view.</w:t>
       </w:r>
     </w:p>
-    <w:bookmarkEnd w:id="134"/>
     <w:bookmarkEnd w:id="135"/>
-    <w:bookmarkStart w:id="136" w:name="security-gates"/>
+    <w:bookmarkEnd w:id="136"/>
+    <w:bookmarkStart w:id="137" w:name="security-gates"/>
     <w:p>
       <w:pPr>
         <w:pStyle w:val="Heading2"/>
@@ -10466,9 +10485,9 @@
         <w:t xml:space="preserve">Future credential, proof, and enclave profiles require separate cryptographic and implementation reviews. They should not inherit Phase 1’s security claim merely because they share the Q2D name.</w:t>
       </w:r>
     </w:p>
-    <w:bookmarkEnd w:id="136"/>
     <w:bookmarkEnd w:id="137"/>
-    <w:bookmarkStart w:id="148" w:name="evaluation-methodology"/>
+    <w:bookmarkEnd w:id="138"/>
+    <w:bookmarkStart w:id="149" w:name="evaluation-methodology"/>
     <w:p>
       <w:pPr>
         <w:pStyle w:val="Heading1"/>
@@ -10485,7 +10504,7 @@
         <w:t xml:space="preserve">A design report can be published before implementation as a defensive disclosure. A peer-reviewed systems or privacy paper will require empirical evidence. This section defines the evaluation that should replace prospective statements in a later version.</w:t>
       </w:r>
     </w:p>
-    <w:bookmarkStart w:id="138" w:name="research-questions"/>
+    <w:bookmarkStart w:id="139" w:name="research-questions"/>
     <w:p>
       <w:pPr>
         <w:pStyle w:val="Heading2"/>
@@ -10584,8 +10603,8 @@
         <w:t xml:space="preserve">Can users understand the requester, purpose, answer domain, recipient, sinks, and budget impact well enough to make consistent approval decisions?</w:t>
       </w:r>
     </w:p>
-    <w:bookmarkEnd w:id="138"/>
-    <w:bookmarkStart w:id="139" w:name="baselines"/>
+    <w:bookmarkEnd w:id="139"/>
+    <w:bookmarkStart w:id="140" w:name="baselines"/>
     <w:p>
       <w:pPr>
         <w:pStyle w:val="Heading2"/>
@@ -10709,8 +10728,8 @@
         <w:t xml:space="preserve">endpoint: portable answer contracts, policy-authority semantics, registry verification, receipts, repeated-query accounting, transport bindings, and optional sink containment.</w:t>
       </w:r>
     </w:p>
-    <w:bookmarkEnd w:id="139"/>
-    <w:bookmarkStart w:id="142" w:name="workloads"/>
+    <w:bookmarkEnd w:id="140"/>
+    <w:bookmarkStart w:id="143" w:name="workloads"/>
     <w:p>
       <w:pPr>
         <w:pStyle w:val="Heading2"/>
@@ -10727,7 +10746,7 @@
         <w:t xml:space="preserve">At least two distinct deployment types should be tested.</w:t>
       </w:r>
     </w:p>
-    <w:bookmarkStart w:id="140" w:name="personal-coordination-workload"/>
+    <w:bookmarkStart w:id="141" w:name="personal-coordination-workload"/>
     <w:p>
       <w:pPr>
         <w:pStyle w:val="Heading3"/>
@@ -10808,8 +10827,8 @@
         <w:t xml:space="preserve">adaptive menu probes that isolate candidate ingredients until the disclosure-capacity budget escalates or denies the next query.</w:t>
       </w:r>
     </w:p>
-    <w:bookmarkEnd w:id="140"/>
-    <w:bookmarkStart w:id="141" w:name="enterprise-workload"/>
+    <w:bookmarkEnd w:id="141"/>
+    <w:bookmarkStart w:id="142" w:name="enterprise-workload"/>
     <w:p>
       <w:pPr>
         <w:pStyle w:val="Heading3"/>
@@ -10886,9 +10905,9 @@
         <w:t xml:space="preserve">All demonstrations and published datasets should use synthetic or properly authorized data.</w:t>
       </w:r>
     </w:p>
-    <w:bookmarkEnd w:id="141"/>
     <w:bookmarkEnd w:id="142"/>
-    <w:bookmarkStart w:id="143" w:name="disclosure-metrics"/>
+    <w:bookmarkEnd w:id="143"/>
+    <w:bookmarkStart w:id="144" w:name="disclosure-metrics"/>
     <w:p>
       <w:pPr>
         <w:pStyle w:val="Heading2"/>
@@ -11021,8 +11040,8 @@
         <w:t xml:space="preserve">A claim such as “40 bytes instead of kilobytes” must distinguish the semantic answer size from signatures, receipts, encryption overhead, and total wire traffic.</w:t>
       </w:r>
     </w:p>
-    <w:bookmarkEnd w:id="143"/>
-    <w:bookmarkStart w:id="144" w:name="utility-metrics"/>
+    <w:bookmarkEnd w:id="144"/>
+    <w:bookmarkStart w:id="145" w:name="utility-metrics"/>
     <w:p>
       <w:pPr>
         <w:pStyle w:val="Heading2"/>
@@ -11127,8 +11146,8 @@
         <w:t xml:space="preserve">user comprehension and decision consistency.</w:t>
       </w:r>
     </w:p>
-    <w:bookmarkEnd w:id="144"/>
-    <w:bookmarkStart w:id="145" w:name="adversarial-tests"/>
+    <w:bookmarkEnd w:id="145"/>
+    <w:bookmarkStart w:id="146" w:name="adversarial-tests"/>
     <w:p>
       <w:pPr>
         <w:pStyle w:val="Heading2"/>
@@ -11365,8 +11384,8 @@
         <w:t xml:space="preserve">, but Q2D should also publish protocol-specific conformance and reconstruction scenarios.</w:t>
       </w:r>
     </w:p>
-    <w:bookmarkEnd w:id="145"/>
-    <w:bookmarkStart w:id="146" w:name="systems-metrics"/>
+    <w:bookmarkEnd w:id="146"/>
+    <w:bookmarkStart w:id="147" w:name="systems-metrics"/>
     <w:p>
       <w:pPr>
         <w:pStyle w:val="Heading2"/>
@@ -11483,8 +11502,8 @@
         <w:t xml:space="preserve">consent-notification delay.</w:t>
       </w:r>
     </w:p>
-    <w:bookmarkEnd w:id="146"/>
-    <w:bookmarkStart w:id="147" w:name="reproducibility"/>
+    <w:bookmarkEnd w:id="147"/>
+    <w:bookmarkStart w:id="148" w:name="reproducibility"/>
     <w:p>
       <w:pPr>
         <w:pStyle w:val="Heading2"/>
@@ -11609,9 +11628,9 @@
         <w:t xml:space="preserve">a traceability matrix from paper claims to tests.</w:t>
       </w:r>
     </w:p>
-    <w:bookmarkEnd w:id="147"/>
     <w:bookmarkEnd w:id="148"/>
-    <w:bookmarkStart w:id="160" w:name="related-work"/>
+    <w:bookmarkEnd w:id="149"/>
+    <w:bookmarkStart w:id="161" w:name="related-work"/>
     <w:p>
       <w:pPr>
         <w:pStyle w:val="Heading1"/>
@@ -11620,7 +11639,7 @@
         <w:t xml:space="preserve">Related Work</w:t>
       </w:r>
     </w:p>
-    <w:bookmarkStart w:id="149" w:name="fine-grained-and-delegated-authorization"/>
+    <w:bookmarkStart w:id="150" w:name="fine-grained-and-delegated-authorization"/>
     <w:p>
       <w:pPr>
         <w:pStyle w:val="Heading2"/>
@@ -11733,8 +11752,8 @@
         <w:t xml:space="preserve">: a versioned registered computation, responder-verified output domain, local execution, disclosure receipt, cumulative debit, and optional sink containment. Authorization to call a resource is necessary but does not by itself specify what bounded fact the resource will compute and release.</w:t>
       </w:r>
     </w:p>
-    <w:bookmarkEnd w:id="149"/>
-    <w:bookmarkStart w:id="150" w:name="X7a8853b757ddc86617d1a46c2500b0e7b65cce8"/>
+    <w:bookmarkEnd w:id="150"/>
+    <w:bookmarkStart w:id="151" w:name="X7a8853b757ddc86617d1a46c2500b0e7b65cce8"/>
     <w:p>
       <w:pPr>
         <w:pStyle w:val="Heading2"/>
@@ -11799,8 +11818,8 @@
         <w:t xml:space="preserve">Q2D operates at the interoperability boundary. It defines a portable signed contract for a bounded answer, separates policy authority from caller identity, records purpose and sinks, emits a disclosure receipt, and accounts for repeated finite-domain releases. A database view or stored procedure can implement a predicate, but it does not by itself define the agent-to-custodian exchange.</w:t>
       </w:r>
     </w:p>
-    <w:bookmarkEnd w:id="150"/>
-    <w:bookmarkStart w:id="151" w:name="Xcf8cb707f9af15f2dc090a4ebedade30800f87b"/>
+    <w:bookmarkEnd w:id="151"/>
+    <w:bookmarkStart w:id="152" w:name="Xcf8cb707f9af15f2dc090a4ebedade30800f87b"/>
     <w:p>
       <w:pPr>
         <w:pStyle w:val="Heading2"/>
@@ -11898,8 +11917,8 @@
         <w:t xml:space="preserve">—authenticated requester, predicate, sensitivity, purpose, recipients, sinks, disclosure history, and modifiers—while allowing custodians to implement that contract with XACML, OPA/Rego, another policy engine, or local code. Q2D-specific conformance applies to the resulting decision semantics, not to one policy syntax.</w:t>
       </w:r>
     </w:p>
-    <w:bookmarkEnd w:id="151"/>
-    <w:bookmarkStart w:id="152" w:name="mcp-authorization-and-interceptors"/>
+    <w:bookmarkEnd w:id="152"/>
+    <w:bookmarkStart w:id="153" w:name="mcp-authorization-and-interceptors"/>
     <w:p>
       <w:pPr>
         <w:pStyle w:val="Heading2"/>
@@ -11964,8 +11983,8 @@
         <w:t xml:space="preserve">An interceptor can reject or transform a tool result at a host, proxy, or server boundary. Q2D’s default design asks a participating custodian to evaluate a registered predicate locally and return only the bounded result. On the requester side, Q2D containment can use interceptor mechanisms to enforce evidence segregation and sink policy.</w:t>
       </w:r>
     </w:p>
-    <w:bookmarkEnd w:id="152"/>
-    <w:bookmarkStart w:id="153" w:name="system-level-prompt-injection-defenses"/>
+    <w:bookmarkEnd w:id="153"/>
+    <w:bookmarkStart w:id="154" w:name="system-level-prompt-injection-defenses"/>
     <w:p>
       <w:pPr>
         <w:pStyle w:val="Heading2"/>
@@ -12030,8 +12049,8 @@
         <w:t xml:space="preserve">Q2D standardizes the remote side of that boundary: what a participating custodian may compute and release before the result reaches the requester-side planner. A Q2D binding can compose with CaMeL- or Fides-like runtimes rather than replace them.</w:t>
       </w:r>
     </w:p>
-    <w:bookmarkEnd w:id="153"/>
-    <w:bookmarkStart w:id="154" w:name="cumulative-inference-controls"/>
+    <w:bookmarkEnd w:id="154"/>
+    <w:bookmarkStart w:id="155" w:name="cumulative-inference-controls"/>
     <w:p>
       <w:pPr>
         <w:pStyle w:val="Heading2"/>
@@ -12076,8 +12095,8 @@
         <w:t xml:space="preserve">Q2D contributes a protocol location for pre-declared answer domains, deterministic accounting, receipts, and policy escalation. Stronger posterior-risk or differential-privacy engines can later occupy that location without changing the core answer-contract model.</w:t>
       </w:r>
     </w:p>
-    <w:bookmarkEnd w:id="154"/>
-    <w:bookmarkStart w:id="155" w:name="X3f364f24b1528f581bc329de3c7efedd5108bac"/>
+    <w:bookmarkEnd w:id="155"/>
+    <w:bookmarkStart w:id="156" w:name="X3f364f24b1528f581bc329de3c7efedd5108bac"/>
     <w:p>
       <w:pPr>
         <w:pStyle w:val="Heading2"/>
@@ -12122,8 +12141,8 @@
         <w:t xml:space="preserve">Q2D does not claim novelty for encrypted agent communication, selective disclosure, secure computation, or trusted execution. Its contribution is the interoperable lifecycle around registered bounded answers, policy authorities, receipts, transport bindings, and optional requester containment.</w:t>
       </w:r>
     </w:p>
-    <w:bookmarkEnd w:id="155"/>
-    <w:bookmarkStart w:id="156" w:name="X3d26e4b3a9ad9f122b2754d16e3a16f4bc468b9"/>
+    <w:bookmarkEnd w:id="156"/>
+    <w:bookmarkStart w:id="157" w:name="X3d26e4b3a9ad9f122b2754d16e3a16f4bc468b9"/>
     <w:p>
       <w:pPr>
         <w:pStyle w:val="Heading2"/>
@@ -12202,8 +12221,8 @@
         <w:t xml:space="preserve">. Q2D uses these as optional identity and assurance profiles rather than redefining credential formats.</w:t>
       </w:r>
     </w:p>
-    <w:bookmarkEnd w:id="156"/>
-    <w:bookmarkStart w:id="157" w:name="X34c461000c7dd71ab953f629c471a0f161c4721"/>
+    <w:bookmarkEnd w:id="157"/>
+    <w:bookmarkStart w:id="158" w:name="X34c461000c7dd71ab953f629c471a0f161c4721"/>
     <w:p>
       <w:pPr>
         <w:pStyle w:val="Heading2"/>
@@ -12248,8 +12267,8 @@
         <w:t xml:space="preserve">Q2D version 0.1 assumes a participating custodian evaluates the predicate. A future verifiable or multi-party profile can use PSI or MPC as the computation executor while preserving the same answer contract, policy decision, release shape, and receipt semantics. Q2D is therefore an orchestration and accountability layer around such computation, not a replacement for it.</w:t>
       </w:r>
     </w:p>
-    <w:bookmarkEnd w:id="157"/>
-    <w:bookmarkStart w:id="158" w:name="X2f8697fcd590e010304b998ad7e4b4e7a0a475e"/>
+    <w:bookmarkEnd w:id="158"/>
+    <w:bookmarkStart w:id="159" w:name="X2f8697fcd590e010304b998ad7e4b4e7a0a475e"/>
     <w:p>
       <w:pPr>
         <w:pStyle w:val="Heading2"/>
@@ -12306,8 +12325,8 @@
         <w:t xml:space="preserve">. Q2D’s optional relay and attested-use profiles fit these patterns but inherit their infrastructure and side-channel assumptions.</w:t>
       </w:r>
     </w:p>
-    <w:bookmarkEnd w:id="158"/>
-    <w:bookmarkStart w:id="159" w:name="comparative-summary"/>
+    <w:bookmarkEnd w:id="159"/>
+    <w:bookmarkStart w:id="160" w:name="comparative-summary"/>
     <w:p>
       <w:pPr>
         <w:pStyle w:val="Heading2"/>
@@ -12797,9 +12816,9 @@
         </w:tc>
       </w:tr>
     </w:tbl>
-    <w:bookmarkEnd w:id="159"/>
     <w:bookmarkEnd w:id="160"/>
-    <w:bookmarkStart w:id="163" w:name="legal-and-governance-considerations"/>
+    <w:bookmarkEnd w:id="161"/>
+    <w:bookmarkStart w:id="164" w:name="legal-and-governance-considerations"/>
     <w:p>
       <w:pPr>
         <w:pStyle w:val="Heading1"/>
@@ -12808,7 +12827,7 @@
         <w:t xml:space="preserve">Legal and Governance Considerations</w:t>
       </w:r>
     </w:p>
-    <w:bookmarkStart w:id="161" w:name="gdpr-technical-control-mapping"/>
+    <w:bookmarkStart w:id="162" w:name="gdpr-technical-control-mapping"/>
     <w:p>
       <w:pPr>
         <w:pStyle w:val="Heading2"/>
@@ -12999,8 +13018,8 @@
         <w:t xml:space="preserve">should document each control, assumption, gap, and responsible actor and should be reviewed by qualified counsel before public compliance claims are made.</w:t>
       </w:r>
     </w:p>
-    <w:bookmarkEnd w:id="161"/>
-    <w:bookmarkStart w:id="162" w:name="open-source-and-governance-posture"/>
+    <w:bookmarkEnd w:id="162"/>
+    <w:bookmarkStart w:id="163" w:name="open-source-and-governance-posture"/>
     <w:p>
       <w:pPr>
         <w:pStyle w:val="Heading2"/>
@@ -13141,9 +13160,9 @@
         <w:t xml:space="preserve">The specification should be developed through public issues and design records. A neutral standards or foundation home becomes appropriate after the semantics stabilize and at least two independent implementations exist.</w:t>
       </w:r>
     </w:p>
-    <w:bookmarkEnd w:id="162"/>
     <w:bookmarkEnd w:id="163"/>
-    <w:bookmarkStart w:id="175" w:name="limitations-and-open-questions"/>
+    <w:bookmarkEnd w:id="164"/>
+    <w:bookmarkStart w:id="176" w:name="limitations-and-open-questions"/>
     <w:p>
       <w:pPr>
         <w:pStyle w:val="Heading1"/>
@@ -13152,7 +13171,7 @@
         <w:t xml:space="preserve">Limitations and Open Questions</w:t>
       </w:r>
     </w:p>
-    <w:bookmarkStart w:id="164" w:name="least-disclosure-is-relative"/>
+    <w:bookmarkStart w:id="165" w:name="least-disclosure-is-relative"/>
     <w:p>
       <w:pPr>
         <w:pStyle w:val="Heading2"/>
@@ -13169,8 +13188,8 @@
         <w:t xml:space="preserve">Q2D minimizes disclosure relative to a registered predicate and policy, not to every possible inference or task strategy. A predicate registry can encode an answer that is technically bounded but substantively excessive. Review, test vectors, and sensitivity classification remain necessary.</w:t>
       </w:r>
     </w:p>
-    <w:bookmarkEnd w:id="164"/>
-    <w:bookmarkStart w:id="165" w:name="bounded-answers-can-be-highly-sensitive"/>
+    <w:bookmarkEnd w:id="165"/>
+    <w:bookmarkStart w:id="166" w:name="bounded-answers-can-be-highly-sensitive"/>
     <w:p>
       <w:pPr>
         <w:pStyle w:val="Heading2"/>
@@ -13187,8 +13206,8 @@
         <w:t xml:space="preserve">A one-bit answer may reveal pregnancy, religion, disease, union membership, or another consequential fact. Capacity is not severity. Policies need sensitivity-aware rules in addition to channel-size budgets.</w:t>
       </w:r>
     </w:p>
-    <w:bookmarkEnd w:id="165"/>
-    <w:bookmarkStart w:id="166" w:name="purpose-remains-partly-social-and-legal"/>
+    <w:bookmarkEnd w:id="166"/>
+    <w:bookmarkStart w:id="167" w:name="purpose-remains-partly-social-and-legal"/>
     <w:p>
       <w:pPr>
         <w:pStyle w:val="Heading2"/>
@@ -13205,8 +13224,8 @@
         <w:t xml:space="preserve">Q2D can bind purpose text and codes to a request, restrict machine sinks in controlled runtimes, and produce evidence. It cannot prove a requester’s internal intent or stop a human recipient from reusing learned information.</w:t>
       </w:r>
     </w:p>
-    <w:bookmarkEnd w:id="166"/>
-    <w:bookmarkStart w:id="167" w:name="Xb1df33c33235467803eccc42741e67099add7cd"/>
+    <w:bookmarkEnd w:id="167"/>
+    <w:bookmarkStart w:id="168" w:name="Xb1df33c33235467803eccc42741e67099add7cd"/>
     <w:p>
       <w:pPr>
         <w:pStyle w:val="Heading2"/>
@@ -13223,8 +13242,8 @@
         <w:t xml:space="preserve">The authenticated-answer profile trusts the computation executor for correct execution and source selection. Verifiable computation and credential profiles can reduce selected assumptions but introduce new registries, commitments, issuers, proof systems, and implementation risks.</w:t>
       </w:r>
     </w:p>
-    <w:bookmarkEnd w:id="167"/>
-    <w:bookmarkStart w:id="168" w:name="cross-query-privacy-is-unresolved"/>
+    <w:bookmarkEnd w:id="168"/>
+    <w:bookmarkStart w:id="169" w:name="cross-query-privacy-is-unresolved"/>
     <w:p>
       <w:pPr>
         <w:pStyle w:val="Heading2"/>
@@ -13241,8 +13260,8 @@
         <w:t xml:space="preserve">The disclosure-capacity budget is intentionally coarse. Correlated predicates, auxiliary data, cross-custodian queries, colluding requesters, and relationship recreation can enable reconstruction. Integrating stronger posterior-risk or differential-privacy mechanisms is future work.</w:t>
       </w:r>
     </w:p>
-    <w:bookmarkEnd w:id="168"/>
-    <w:bookmarkStart w:id="169" w:name="multi-subject-records"/>
+    <w:bookmarkEnd w:id="169"/>
+    <w:bookmarkStart w:id="170" w:name="multi-subject-records"/>
     <w:p>
       <w:pPr>
         <w:pStyle w:val="Heading2"/>
@@ -13259,8 +13278,8 @@
         <w:t xml:space="preserve">Messages, meetings, household records, and enterprise events may concern several people. Their policies may conflict, and one person’s denial can reveal another person’s participation. Q2D version 0.1 should fail closed or restrict itself to supported single-subject and custodian-authority cases.</w:t>
       </w:r>
     </w:p>
-    <w:bookmarkEnd w:id="169"/>
-    <w:bookmarkStart w:id="170" w:name="identity-and-relationship-semantics"/>
+    <w:bookmarkEnd w:id="170"/>
+    <w:bookmarkStart w:id="171" w:name="identity-and-relationship-semantics"/>
     <w:p>
       <w:pPr>
         <w:pStyle w:val="Heading2"/>
@@ -13277,8 +13296,8 @@
         <w:t xml:space="preserve">A DID, enterprise account, device key, and human relationship are not interchangeable. Key rotation, account recovery, delegation, and Sybil resistance need profile-specific rules. Pairing increases the cost of identity creation but does not make it impossible.</w:t>
       </w:r>
     </w:p>
-    <w:bookmarkEnd w:id="170"/>
-    <w:bookmarkStart w:id="171" w:name="denial-and-timing-channels"/>
+    <w:bookmarkEnd w:id="171"/>
+    <w:bookmarkStart w:id="172" w:name="denial-and-timing-channels"/>
     <w:p>
       <w:pPr>
         <w:pStyle w:val="Heading2"/>
@@ -13295,8 +13314,8 @@
         <w:t xml:space="preserve">Payload normalization does not eliminate timing, traffic, queue, or state channels. Stronger deployments need explicit padding and scheduling profiles, which can increase latency and cost.</w:t>
       </w:r>
     </w:p>
-    <w:bookmarkEnd w:id="171"/>
-    <w:bookmarkStart w:id="172" w:name="complete-sink-mediation-is-difficult"/>
+    <w:bookmarkEnd w:id="172"/>
+    <w:bookmarkStart w:id="173" w:name="complete-sink-mediation-is-difficult"/>
     <w:p>
       <w:pPr>
         <w:pStyle w:val="Heading2"/>
@@ -13313,8 +13332,8 @@
         <w:t xml:space="preserve">Modern agent frameworks contain many implicit sinks: model calls, traces, memory, callbacks, plugin state, browser storage, crash reports, and analytics. A contained-runtime claim requires a precise sink inventory and adversarial testing.</w:t>
       </w:r>
     </w:p>
-    <w:bookmarkEnd w:id="172"/>
-    <w:bookmarkStart w:id="173" w:name="predicate-governance"/>
+    <w:bookmarkEnd w:id="173"/>
+    <w:bookmarkStart w:id="174" w:name="predicate-governance"/>
     <w:p>
       <w:pPr>
         <w:pStyle w:val="Heading2"/>
@@ -13411,8 +13430,8 @@
         <w:t xml:space="preserve">A future registry system should be federatable and testable rather than controlled by one commercial operator, but Q2D should gain implementation experience before standardizing that federation.</w:t>
       </w:r>
     </w:p>
-    <w:bookmarkEnd w:id="173"/>
-    <w:bookmarkStart w:id="174" w:name="natural-language-task-translation"/>
+    <w:bookmarkEnd w:id="174"/>
+    <w:bookmarkStart w:id="175" w:name="natural-language-task-translation"/>
     <w:p>
       <w:pPr>
         <w:pStyle w:val="Heading2"/>
@@ -13429,9 +13448,9 @@
         <w:t xml:space="preserve">The agent must map a human goal to a registered predicate without silently changing meaning. The requester runtime should present the selected predicate and answer contract to the user or application when the mapping is consequential. Research is needed on safe predicate selection, ambiguity, and compositional queries.</w:t>
       </w:r>
     </w:p>
-    <w:bookmarkEnd w:id="174"/>
     <w:bookmarkEnd w:id="175"/>
-    <w:bookmarkStart w:id="179" w:name="publication-and-standardization-sequence"/>
+    <w:bookmarkEnd w:id="176"/>
+    <w:bookmarkStart w:id="180" w:name="publication-and-standardization-sequence"/>
     <w:p>
       <w:pPr>
         <w:pStyle w:val="Heading1"/>
@@ -13448,7 +13467,7 @@
         <w:t xml:space="preserve">The correct sequence distinguishes drafting, defensive publication, and standards work.</w:t>
       </w:r>
     </w:p>
-    <w:bookmarkStart w:id="176" w:name="drafting-sequence"/>
+    <w:bookmarkStart w:id="177" w:name="drafting-sequence"/>
     <w:p>
       <w:pPr>
         <w:pStyle w:val="Heading2"/>
@@ -13628,8 +13647,8 @@
         <w:t xml:space="preserve">Replace the prospective implementation and evaluation sections with measured results and artifacts.</w:t>
       </w:r>
     </w:p>
-    <w:bookmarkEnd w:id="176"/>
-    <w:bookmarkStart w:id="177" w:name="public-release-sequence"/>
+    <w:bookmarkEnd w:id="177"/>
+    <w:bookmarkStart w:id="178" w:name="public-release-sequence"/>
     <w:p>
       <w:pPr>
         <w:pStyle w:val="Heading2"/>
@@ -13839,8 +13858,8 @@
         <w:t xml:space="preserve">permanent release archive and citation.</w:t>
       </w:r>
     </w:p>
-    <w:bookmarkEnd w:id="177"/>
-    <w:bookmarkStart w:id="178" w:name="standards-sequence"/>
+    <w:bookmarkEnd w:id="178"/>
+    <w:bookmarkStart w:id="179" w:name="standards-sequence"/>
     <w:p>
       <w:pPr>
         <w:pStyle w:val="Heading2"/>
@@ -13857,9 +13876,9 @@
         <w:t xml:space="preserve">Q2D should remain transport-neutral. The MCP work should focus on the protected-data-source and requester-runtime binding. The A2A work should focus on remote custodian discovery, query delivery, and asynchronous approval. Identity and delegation profiles can be developed with the relevant identity community. A formal Internet-Draft is appropriate only after the message format has implementation experience and at least two interoperable implementations.</w:t>
       </w:r>
     </w:p>
-    <w:bookmarkEnd w:id="178"/>
     <w:bookmarkEnd w:id="179"/>
-    <w:bookmarkStart w:id="180" w:name="conclusion"/>
+    <w:bookmarkEnd w:id="180"/>
+    <w:bookmarkStart w:id="181" w:name="conclusion"/>
     <w:p>
       <w:pPr>
         <w:pStyle w:val="Heading1"/>
@@ -13912,8 +13931,8 @@
         <w:t xml:space="preserve">Q2D will be credible only if the implementation shows that independent parties can reproduce the registry and message semantics, that denial and escalation do not silently rebuild obvious oracles, that the contained-runtime boundary survives adversarial testing, and that the system reduces source and model-context disclosure relative to a purpose-built API as well as broad connectors. Those are concrete engineering questions, and the next specification and evaluation stages are designed to answer them.</w:t>
       </w:r>
     </w:p>
-    <w:bookmarkEnd w:id="180"/>
-    <w:bookmarkStart w:id="185" w:name="appendix-a-informative-message-examples"/>
+    <w:bookmarkEnd w:id="181"/>
+    <w:bookmarkStart w:id="186" w:name="appendix-a-informative-message-examples"/>
     <w:p>
       <w:pPr>
         <w:pStyle w:val="Heading1"/>
@@ -13930,7 +13949,7 @@
         <w:t xml:space="preserve">The examples below illustrate the intended data model. They are not the normative schema.</w:t>
       </w:r>
     </w:p>
-    <w:bookmarkStart w:id="181" w:name="a.1-query"/>
+    <w:bookmarkStart w:id="182" w:name="a.1-query"/>
     <w:p>
       <w:pPr>
         <w:pStyle w:val="Heading2"/>
@@ -15708,8 +15727,8 @@
         <w:t xml:space="preserve">}</w:t>
       </w:r>
     </w:p>
-    <w:bookmarkEnd w:id="181"/>
-    <w:bookmarkStart w:id="182" w:name="a.2-answer"/>
+    <w:bookmarkEnd w:id="182"/>
+    <w:bookmarkStart w:id="183" w:name="a.2-answer"/>
     <w:p>
       <w:pPr>
         <w:pStyle w:val="Heading2"/>
@@ -16614,8 +16633,8 @@
         <w:t xml:space="preserve">}</w:t>
       </w:r>
     </w:p>
-    <w:bookmarkEnd w:id="182"/>
-    <w:bookmarkStart w:id="183" w:name="a.3-deny"/>
+    <w:bookmarkEnd w:id="183"/>
+    <w:bookmarkStart w:id="184" w:name="a.3-deny"/>
     <w:p>
       <w:pPr>
         <w:pStyle w:val="Heading2"/>
@@ -17157,8 +17176,8 @@
         <w:t xml:space="preserve">}</w:t>
       </w:r>
     </w:p>
-    <w:bookmarkEnd w:id="183"/>
-    <w:bookmarkStart w:id="184" w:name="a.4-escalate"/>
+    <w:bookmarkEnd w:id="184"/>
+    <w:bookmarkStart w:id="185" w:name="a.4-escalate"/>
     <w:p>
       <w:pPr>
         <w:pStyle w:val="Heading2"/>
@@ -17601,9 +17620,9 @@
         <w:t xml:space="preserve">}</w:t>
       </w:r>
     </w:p>
-    <w:bookmarkEnd w:id="184"/>
     <w:bookmarkEnd w:id="185"/>
-    <w:bookmarkStart w:id="186" w:name="appendix-b-candidate-conformance-classes"/>
+    <w:bookmarkEnd w:id="186"/>
+    <w:bookmarkStart w:id="187" w:name="appendix-b-candidate-conformance-classes"/>
     <w:p>
       <w:pPr>
         <w:pStyle w:val="Heading1"/>
@@ -17959,8 +17978,8 @@
         </w:tc>
       </w:tr>
     </w:tbl>
-    <w:bookmarkEnd w:id="186"/>
-    <w:bookmarkStart w:id="187" w:name="Xeec153309b6d4203ca40a928c8a2b7f70928a57"/>
+    <w:bookmarkEnd w:id="187"/>
+    <w:bookmarkStart w:id="188" w:name="Xeec153309b6d4203ca40a928c8a2b7f70928a57"/>
     <w:p>
       <w:pPr>
         <w:pStyle w:val="Heading1"/>
@@ -18121,8 +18140,8 @@
         <w:t xml:space="preserve">exact approval-scope digest fields, grant lifetime and revocation, and binding-specific answer-delivery semantics for opaque escalation.</w:t>
       </w:r>
     </w:p>
-    <w:bookmarkEnd w:id="187"/>
-    <w:bookmarkStart w:id="259" w:name="bibliography"/>
+    <w:bookmarkEnd w:id="188"/>
+    <w:bookmarkStart w:id="260" w:name="bibliography"/>
     <w:p>
       <w:pPr>
         <w:pStyle w:val="Heading1"/>
@@ -18131,8 +18150,8 @@
         <w:t xml:space="preserve">References</w:t>
       </w:r>
     </w:p>
-    <w:bookmarkStart w:id="258" w:name="refs"/>
-    <w:bookmarkStart w:id="189" w:name="ref-a2a-spec"/>
+    <w:bookmarkStart w:id="259" w:name="refs"/>
+    <w:bookmarkStart w:id="190" w:name="ref-a2a-spec"/>
     <w:p>
       <w:pPr>
         <w:pStyle w:val="Bibliography"/>
@@ -18156,7 +18175,7 @@
       <w:r>
         <w:t xml:space="preserve"> </w:t>
       </w:r>
-      <w:hyperlink r:id="rId188">
+      <w:hyperlink r:id="rId189">
         <w:r>
           <w:rPr>
             <w:rStyle w:val="Hyperlink"/>
@@ -18168,8 +18187,8 @@
         <w:t xml:space="preserve">.</w:t>
       </w:r>
     </w:p>
-    <w:bookmarkEnd w:id="189"/>
-    <w:bookmarkStart w:id="191" w:name="ref-a2a-extensions"/>
+    <w:bookmarkEnd w:id="190"/>
+    <w:bookmarkStart w:id="192" w:name="ref-a2a-extensions"/>
     <w:p>
       <w:pPr>
         <w:pStyle w:val="Bibliography"/>
@@ -18193,7 +18212,7 @@
       <w:r>
         <w:t xml:space="preserve"> </w:t>
       </w:r>
-      <w:hyperlink r:id="rId190">
+      <w:hyperlink r:id="rId191">
         <w:r>
           <w:rPr>
             <w:rStyle w:val="Hyperlink"/>
@@ -18205,8 +18224,8 @@
         <w:t xml:space="preserve">.</w:t>
       </w:r>
     </w:p>
-    <w:bookmarkEnd w:id="191"/>
-    <w:bookmarkStart w:id="193" w:name="ref-nitro-attestation"/>
+    <w:bookmarkEnd w:id="192"/>
+    <w:bookmarkStart w:id="194" w:name="ref-nitro-attestation"/>
     <w:p>
       <w:pPr>
         <w:pStyle w:val="Bibliography"/>
@@ -18230,7 +18249,7 @@
       <w:r>
         <w:t xml:space="preserve"> </w:t>
       </w:r>
-      <w:hyperlink r:id="rId192">
+      <w:hyperlink r:id="rId193">
         <w:r>
           <w:rPr>
             <w:rStyle w:val="Hyperlink"/>
@@ -18242,8 +18261,8 @@
         <w:t xml:space="preserve">.</w:t>
       </w:r>
     </w:p>
-    <w:bookmarkEnd w:id="193"/>
-    <w:bookmarkStart w:id="195" w:name="ref-rfc9180"/>
+    <w:bookmarkEnd w:id="194"/>
+    <w:bookmarkStart w:id="196" w:name="ref-rfc9180"/>
     <w:p>
       <w:pPr>
         <w:pStyle w:val="Bibliography"/>
@@ -18267,7 +18286,7 @@
       <w:r>
         <w:t xml:space="preserve"> </w:t>
       </w:r>
-      <w:hyperlink r:id="rId194">
+      <w:hyperlink r:id="rId195">
         <w:r>
           <w:rPr>
             <w:rStyle w:val="Hyperlink"/>
@@ -18279,8 +18298,8 @@
         <w:t xml:space="preserve">.</w:t>
       </w:r>
     </w:p>
-    <w:bookmarkEnd w:id="195"/>
-    <w:bookmarkStart w:id="197" w:name="ref-fides"/>
+    <w:bookmarkEnd w:id="196"/>
+    <w:bookmarkStart w:id="198" w:name="ref-fides"/>
     <w:p>
       <w:pPr>
         <w:pStyle w:val="Bibliography"/>
@@ -18310,7 +18329,7 @@
       <w:r>
         <w:t xml:space="preserve"> </w:t>
       </w:r>
-      <w:hyperlink r:id="rId196">
+      <w:hyperlink r:id="rId197">
         <w:r>
           <w:rPr>
             <w:rStyle w:val="Hyperlink"/>
@@ -18322,8 +18341,8 @@
         <w:t xml:space="preserve">.</w:t>
       </w:r>
     </w:p>
-    <w:bookmarkEnd w:id="197"/>
-    <w:bookmarkStart w:id="199" w:name="ref-camel"/>
+    <w:bookmarkEnd w:id="198"/>
+    <w:bookmarkStart w:id="200" w:name="ref-camel"/>
     <w:p>
       <w:pPr>
         <w:pStyle w:val="Bibliography"/>
@@ -18353,7 +18372,7 @@
       <w:r>
         <w:t xml:space="preserve"> </w:t>
       </w:r>
-      <w:hyperlink r:id="rId198">
+      <w:hyperlink r:id="rId199">
         <w:r>
           <w:rPr>
             <w:rStyle w:val="Hyperlink"/>
@@ -18365,8 +18384,8 @@
         <w:t xml:space="preserve">.</w:t>
       </w:r>
     </w:p>
-    <w:bookmarkEnd w:id="199"/>
-    <w:bookmarkStart w:id="201" w:name="ref-agentdojo"/>
+    <w:bookmarkEnd w:id="200"/>
+    <w:bookmarkStart w:id="202" w:name="ref-agentdojo"/>
     <w:p>
       <w:pPr>
         <w:pStyle w:val="Bibliography"/>
@@ -18396,7 +18415,7 @@
       <w:r>
         <w:t xml:space="preserve"> </w:t>
       </w:r>
-      <w:hyperlink r:id="rId200">
+      <w:hyperlink r:id="rId201">
         <w:r>
           <w:rPr>
             <w:rStyle w:val="Hyperlink"/>
@@ -18408,8 +18427,8 @@
         <w:t xml:space="preserve">.</w:t>
       </w:r>
     </w:p>
-    <w:bookmarkEnd w:id="201"/>
-    <w:bookmarkStart w:id="203" w:name="ref-denning"/>
+    <w:bookmarkEnd w:id="202"/>
+    <w:bookmarkStart w:id="204" w:name="ref-denning"/>
     <w:p>
       <w:pPr>
         <w:pStyle w:val="Bibliography"/>
@@ -18442,7 +18461,7 @@
       <w:r>
         <w:t xml:space="preserve"> </w:t>
       </w:r>
-      <w:hyperlink r:id="rId202">
+      <w:hyperlink r:id="rId203">
         <w:r>
           <w:rPr>
             <w:rStyle w:val="Hyperlink"/>
@@ -18454,8 +18473,8 @@
         <w:t xml:space="preserve">.</w:t>
       </w:r>
     </w:p>
-    <w:bookmarkEnd w:id="203"/>
-    <w:bookmarkStart w:id="205" w:name="ref-edpb-controller"/>
+    <w:bookmarkEnd w:id="204"/>
+    <w:bookmarkStart w:id="206" w:name="ref-edpb-controller"/>
     <w:p>
       <w:pPr>
         <w:pStyle w:val="Bibliography"/>
@@ -18479,7 +18498,7 @@
       <w:r>
         <w:t xml:space="preserve"> </w:t>
       </w:r>
-      <w:hyperlink r:id="rId204">
+      <w:hyperlink r:id="rId205">
         <w:r>
           <w:rPr>
             <w:rStyle w:val="Hyperlink"/>
@@ -18491,8 +18510,8 @@
         <w:t xml:space="preserve">.</w:t>
       </w:r>
     </w:p>
-    <w:bookmarkEnd w:id="205"/>
-    <w:bookmarkStart w:id="207" w:name="ref-edpb-access"/>
+    <w:bookmarkEnd w:id="206"/>
+    <w:bookmarkStart w:id="208" w:name="ref-edpb-access"/>
     <w:p>
       <w:pPr>
         <w:pStyle w:val="Bibliography"/>
@@ -18516,7 +18535,7 @@
       <w:r>
         <w:t xml:space="preserve"> </w:t>
       </w:r>
-      <w:hyperlink r:id="rId206">
+      <w:hyperlink r:id="rId207">
         <w:r>
           <w:rPr>
             <w:rStyle w:val="Hyperlink"/>
@@ -18528,8 +18547,8 @@
         <w:t xml:space="preserve">.</w:t>
       </w:r>
     </w:p>
-    <w:bookmarkEnd w:id="207"/>
-    <w:bookmarkStart w:id="209" w:name="ref-gdpr"/>
+    <w:bookmarkEnd w:id="208"/>
+    <w:bookmarkStart w:id="210" w:name="ref-gdpr"/>
     <w:p>
       <w:pPr>
         <w:pStyle w:val="Bibliography"/>
@@ -18553,7 +18572,7 @@
       <w:r>
         <w:t xml:space="preserve"> </w:t>
       </w:r>
-      <w:hyperlink r:id="rId208">
+      <w:hyperlink r:id="rId209">
         <w:r>
           <w:rPr>
             <w:rStyle w:val="Hyperlink"/>
@@ -18565,8 +18584,8 @@
         <w:t xml:space="preserve">.</w:t>
       </w:r>
     </w:p>
-    <w:bookmarkEnd w:id="209"/>
-    <w:bookmarkStart w:id="211" w:name="ref-sd-jwt"/>
+    <w:bookmarkEnd w:id="210"/>
+    <w:bookmarkStart w:id="212" w:name="ref-sd-jwt"/>
     <w:p>
       <w:pPr>
         <w:pStyle w:val="Bibliography"/>
@@ -18590,7 +18609,7 @@
       <w:r>
         <w:t xml:space="preserve"> </w:t>
       </w:r>
-      <w:hyperlink r:id="rId210">
+      <w:hyperlink r:id="rId211">
         <w:r>
           <w:rPr>
             <w:rStyle w:val="Hyperlink"/>
@@ -18602,8 +18621,8 @@
         <w:t xml:space="preserve">.</w:t>
       </w:r>
     </w:p>
-    <w:bookmarkEnd w:id="211"/>
-    <w:bookmarkStart w:id="213" w:name="ref-freedman-psi"/>
+    <w:bookmarkEnd w:id="212"/>
+    <w:bookmarkStart w:id="214" w:name="ref-freedman-psi"/>
     <w:p>
       <w:pPr>
         <w:pStyle w:val="Bibliography"/>
@@ -18633,7 +18652,7 @@
       <w:r>
         <w:t xml:space="preserve"> </w:t>
       </w:r>
-      <w:hyperlink r:id="rId212">
+      <w:hyperlink r:id="rId213">
         <w:r>
           <w:rPr>
             <w:rStyle w:val="Hyperlink"/>
@@ -18645,8 +18664,8 @@
         <w:t xml:space="preserve">.</w:t>
       </w:r>
     </w:p>
-    <w:bookmarkEnd w:id="213"/>
-    <w:bookmarkStart w:id="215" w:name="ref-nist-abac"/>
+    <w:bookmarkEnd w:id="214"/>
+    <w:bookmarkStart w:id="216" w:name="ref-nist-abac"/>
     <w:p>
       <w:pPr>
         <w:pStyle w:val="Bibliography"/>
@@ -18670,7 +18689,7 @@
       <w:r>
         <w:t xml:space="preserve"> </w:t>
       </w:r>
-      <w:hyperlink r:id="rId214">
+      <w:hyperlink r:id="rId215">
         <w:r>
           <w:rPr>
             <w:rStyle w:val="Hyperlink"/>
@@ -18682,8 +18701,8 @@
         <w:t xml:space="preserve">.</w:t>
       </w:r>
     </w:p>
-    <w:bookmarkEnd w:id="215"/>
-    <w:bookmarkStart w:id="217" w:name="ref-rfc8032"/>
+    <w:bookmarkEnd w:id="216"/>
+    <w:bookmarkStart w:id="218" w:name="ref-rfc8032"/>
     <w:p>
       <w:pPr>
         <w:pStyle w:val="Bibliography"/>
@@ -18707,7 +18726,7 @@
       <w:r>
         <w:t xml:space="preserve"> </w:t>
       </w:r>
-      <w:hyperlink r:id="rId216">
+      <w:hyperlink r:id="rId217">
         <w:r>
           <w:rPr>
             <w:rStyle w:val="Hyperlink"/>
@@ -18719,8 +18738,8 @@
         <w:t xml:space="preserve">.</w:t>
       </w:r>
     </w:p>
-    <w:bookmarkEnd w:id="217"/>
-    <w:bookmarkStart w:id="219" w:name="ref-agentcrypt"/>
+    <w:bookmarkEnd w:id="218"/>
+    <w:bookmarkStart w:id="220" w:name="ref-agentcrypt"/>
     <w:p>
       <w:pPr>
         <w:pStyle w:val="Bibliography"/>
@@ -18750,7 +18769,7 @@
       <w:r>
         <w:t xml:space="preserve"> </w:t>
       </w:r>
-      <w:hyperlink r:id="rId218">
+      <w:hyperlink r:id="rId219">
         <w:r>
           <w:rPr>
             <w:rStyle w:val="Hyperlink"/>
@@ -18762,8 +18781,8 @@
         <w:t xml:space="preserve">.</w:t>
       </w:r>
     </w:p>
-    <w:bookmarkEnd w:id="219"/>
-    <w:bookmarkStart w:id="221" w:name="ref-rfc9162"/>
+    <w:bookmarkEnd w:id="220"/>
+    <w:bookmarkStart w:id="222" w:name="ref-rfc9162"/>
     <w:p>
       <w:pPr>
         <w:pStyle w:val="Bibliography"/>
@@ -18787,7 +18806,7 @@
       <w:r>
         <w:t xml:space="preserve"> </w:t>
       </w:r>
-      <w:hyperlink r:id="rId220">
+      <w:hyperlink r:id="rId221">
         <w:r>
           <w:rPr>
             <w:rStyle w:val="Hyperlink"/>
@@ -18799,8 +18818,8 @@
         <w:t xml:space="preserve">.</w:t>
       </w:r>
     </w:p>
-    <w:bookmarkEnd w:id="221"/>
-    <w:bookmarkStart w:id="223" w:name="ref-rfc9396"/>
+    <w:bookmarkEnd w:id="222"/>
+    <w:bookmarkStart w:id="224" w:name="ref-rfc9396"/>
     <w:p>
       <w:pPr>
         <w:pStyle w:val="Bibliography"/>
@@ -18824,7 +18843,7 @@
       <w:r>
         <w:t xml:space="preserve"> </w:t>
       </w:r>
-      <w:hyperlink r:id="rId222">
+      <w:hyperlink r:id="rId223">
         <w:r>
           <w:rPr>
             <w:rStyle w:val="Hyperlink"/>
@@ -18836,8 +18855,8 @@
         <w:t xml:space="preserve">.</w:t>
       </w:r>
     </w:p>
-    <w:bookmarkEnd w:id="223"/>
-    <w:bookmarkStart w:id="225" w:name="ref-bbs"/>
+    <w:bookmarkEnd w:id="224"/>
+    <w:bookmarkStart w:id="226" w:name="ref-bbs"/>
     <w:p>
       <w:pPr>
         <w:pStyle w:val="Bibliography"/>
@@ -18861,7 +18880,7 @@
       <w:r>
         <w:t xml:space="preserve"> </w:t>
       </w:r>
-      <w:hyperlink r:id="rId224">
+      <w:hyperlink r:id="rId225">
         <w:r>
           <w:rPr>
             <w:rStyle w:val="Hyperlink"/>
@@ -18873,8 +18892,8 @@
         <w:t xml:space="preserve">.</w:t>
       </w:r>
     </w:p>
-    <w:bookmarkEnd w:id="225"/>
-    <w:bookmarkStart w:id="227" w:name="ref-uma2"/>
+    <w:bookmarkEnd w:id="226"/>
+    <w:bookmarkStart w:id="228" w:name="ref-uma2"/>
     <w:p>
       <w:pPr>
         <w:pStyle w:val="Bibliography"/>
@@ -18898,7 +18917,7 @@
       <w:r>
         <w:t xml:space="preserve"> </w:t>
       </w:r>
-      <w:hyperlink r:id="rId226">
+      <w:hyperlink r:id="rId227">
         <w:r>
           <w:rPr>
             <w:rStyle w:val="Hyperlink"/>
@@ -18910,8 +18929,8 @@
         <w:t xml:space="preserve">.</w:t>
       </w:r>
     </w:p>
-    <w:bookmarkEnd w:id="227"/>
-    <w:bookmarkStart w:id="229" w:name="ref-mcp-auth"/>
+    <w:bookmarkEnd w:id="228"/>
+    <w:bookmarkStart w:id="230" w:name="ref-mcp-auth"/>
     <w:p>
       <w:pPr>
         <w:pStyle w:val="Bibliography"/>
@@ -18935,7 +18954,7 @@
       <w:r>
         <w:t xml:space="preserve"> </w:t>
       </w:r>
-      <w:hyperlink r:id="rId228">
+      <w:hyperlink r:id="rId229">
         <w:r>
           <w:rPr>
             <w:rStyle w:val="Hyperlink"/>
@@ -18947,8 +18966,8 @@
         <w:t xml:space="preserve">.</w:t>
       </w:r>
     </w:p>
-    <w:bookmarkEnd w:id="229"/>
-    <w:bookmarkStart w:id="231" w:name="ref-mcp-spec"/>
+    <w:bookmarkEnd w:id="230"/>
+    <w:bookmarkStart w:id="232" w:name="ref-mcp-spec"/>
     <w:p>
       <w:pPr>
         <w:pStyle w:val="Bibliography"/>
@@ -18972,7 +18991,7 @@
       <w:r>
         <w:t xml:space="preserve"> </w:t>
       </w:r>
-      <w:hyperlink r:id="rId230">
+      <w:hyperlink r:id="rId231">
         <w:r>
           <w:rPr>
             <w:rStyle w:val="Hyperlink"/>
@@ -18984,8 +19003,8 @@
         <w:t xml:space="preserve">.</w:t>
       </w:r>
     </w:p>
-    <w:bookmarkEnd w:id="231"/>
-    <w:bookmarkStart w:id="233" w:name="ref-mcp-architecture"/>
+    <w:bookmarkEnd w:id="232"/>
+    <w:bookmarkStart w:id="234" w:name="ref-mcp-architecture"/>
     <w:p>
       <w:pPr>
         <w:pStyle w:val="Bibliography"/>
@@ -19009,7 +19028,7 @@
       <w:r>
         <w:t xml:space="preserve"> </w:t>
       </w:r>
-      <w:hyperlink r:id="rId232">
+      <w:hyperlink r:id="rId233">
         <w:r>
           <w:rPr>
             <w:rStyle w:val="Hyperlink"/>
@@ -19021,8 +19040,8 @@
         <w:t xml:space="preserve">.</w:t>
       </w:r>
     </w:p>
-    <w:bookmarkEnd w:id="233"/>
-    <w:bookmarkStart w:id="235" w:name="ref-mcp-interceptors"/>
+    <w:bookmarkEnd w:id="234"/>
+    <w:bookmarkStart w:id="236" w:name="ref-mcp-interceptors"/>
     <w:p>
       <w:pPr>
         <w:pStyle w:val="Bibliography"/>
@@ -19046,7 +19065,7 @@
       <w:r>
         <w:t xml:space="preserve"> </w:t>
       </w:r>
-      <w:hyperlink r:id="rId234">
+      <w:hyperlink r:id="rId235">
         <w:r>
           <w:rPr>
             <w:rStyle w:val="Hyperlink"/>
@@ -19058,8 +19077,8 @@
         <w:t xml:space="preserve">.</w:t>
       </w:r>
     </w:p>
-    <w:bookmarkEnd w:id="235"/>
-    <w:bookmarkStart w:id="237" w:name="ref-opa-rego"/>
+    <w:bookmarkEnd w:id="236"/>
+    <w:bookmarkStart w:id="238" w:name="ref-opa-rego"/>
     <w:p>
       <w:pPr>
         <w:pStyle w:val="Bibliography"/>
@@ -19083,7 +19102,7 @@
       <w:r>
         <w:t xml:space="preserve"> </w:t>
       </w:r>
-      <w:hyperlink r:id="rId236">
+      <w:hyperlink r:id="rId237">
         <w:r>
           <w:rPr>
             <w:rStyle w:val="Hyperlink"/>
@@ -19095,8 +19114,8 @@
         <w:t xml:space="preserve">.</w:t>
       </w:r>
     </w:p>
-    <w:bookmarkEnd w:id="237"/>
-    <w:bookmarkStart w:id="239" w:name="ref-postgres-rls"/>
+    <w:bookmarkEnd w:id="238"/>
+    <w:bookmarkStart w:id="240" w:name="ref-postgres-rls"/>
     <w:p>
       <w:pPr>
         <w:pStyle w:val="Bibliography"/>
@@ -19120,7 +19139,7 @@
       <w:r>
         <w:t xml:space="preserve"> </w:t>
       </w:r>
-      <w:hyperlink r:id="rId238">
+      <w:hyperlink r:id="rId239">
         <w:r>
           <w:rPr>
             <w:rStyle w:val="Hyperlink"/>
@@ -19132,8 +19151,8 @@
         <w:t xml:space="preserve">.</w:t>
       </w:r>
     </w:p>
-    <w:bookmarkEnd w:id="239"/>
-    <w:bookmarkStart w:id="241" w:name="ref-rfc9635"/>
+    <w:bookmarkEnd w:id="240"/>
+    <w:bookmarkStart w:id="242" w:name="ref-rfc9635"/>
     <w:p>
       <w:pPr>
         <w:pStyle w:val="Bibliography"/>
@@ -19157,7 +19176,7 @@
       <w:r>
         <w:t xml:space="preserve"> </w:t>
       </w:r>
-      <w:hyperlink r:id="rId240">
+      <w:hyperlink r:id="rId241">
         <w:r>
           <w:rPr>
             <w:rStyle w:val="Hyperlink"/>
@@ -19169,8 +19188,8 @@
         <w:t xml:space="preserve">.</w:t>
       </w:r>
     </w:p>
-    <w:bookmarkEnd w:id="241"/>
-    <w:bookmarkStart w:id="243" w:name="ref-xacml3"/>
+    <w:bookmarkEnd w:id="242"/>
+    <w:bookmarkStart w:id="244" w:name="ref-xacml3"/>
     <w:p>
       <w:pPr>
         <w:pStyle w:val="Bibliography"/>
@@ -19194,7 +19213,7 @@
       <w:r>
         <w:t xml:space="preserve"> </w:t>
       </w:r>
-      <w:hyperlink r:id="rId242">
+      <w:hyperlink r:id="rId243">
         <w:r>
           <w:rPr>
             <w:rStyle w:val="Hyperlink"/>
@@ -19206,8 +19225,8 @@
         <w:t xml:space="preserve">.</w:t>
       </w:r>
     </w:p>
-    <w:bookmarkEnd w:id="243"/>
-    <w:bookmarkStart w:id="245" w:name="ref-rfc8785"/>
+    <w:bookmarkEnd w:id="244"/>
+    <w:bookmarkStart w:id="246" w:name="ref-rfc8785"/>
     <w:p>
       <w:pPr>
         <w:pStyle w:val="Bibliography"/>
@@ -19231,7 +19250,7 @@
       <w:r>
         <w:t xml:space="preserve"> </w:t>
       </w:r>
-      <w:hyperlink r:id="rId244">
+      <w:hyperlink r:id="rId245">
         <w:r>
           <w:rPr>
             <w:rStyle w:val="Hyperlink"/>
@@ -19243,8 +19262,8 @@
         <w:t xml:space="preserve">.</w:t>
       </w:r>
     </w:p>
-    <w:bookmarkEnd w:id="245"/>
-    <w:bookmarkStart w:id="247" w:name="ref-rfc9614"/>
+    <w:bookmarkEnd w:id="246"/>
+    <w:bookmarkStart w:id="248" w:name="ref-rfc9614"/>
     <w:p>
       <w:pPr>
         <w:pStyle w:val="Bibliography"/>
@@ -19268,7 +19287,7 @@
       <w:r>
         <w:t xml:space="preserve"> </w:t>
       </w:r>
-      <w:hyperlink r:id="rId246">
+      <w:hyperlink r:id="rId247">
         <w:r>
           <w:rPr>
             <w:rStyle w:val="Hyperlink"/>
@@ -19280,8 +19299,8 @@
         <w:t xml:space="preserve">.</w:t>
       </w:r>
     </w:p>
-    <w:bookmarkEnd w:id="247"/>
-    <w:bookmarkStart w:id="249" w:name="ref-odrl"/>
+    <w:bookmarkEnd w:id="248"/>
+    <w:bookmarkStart w:id="250" w:name="ref-odrl"/>
     <w:p>
       <w:pPr>
         <w:pStyle w:val="Bibliography"/>
@@ -19305,7 +19324,7 @@
       <w:r>
         <w:t xml:space="preserve"> </w:t>
       </w:r>
-      <w:hyperlink r:id="rId248">
+      <w:hyperlink r:id="rId249">
         <w:r>
           <w:rPr>
             <w:rStyle w:val="Hyperlink"/>
@@ -19317,8 +19336,8 @@
         <w:t xml:space="preserve">.</w:t>
       </w:r>
     </w:p>
-    <w:bookmarkEnd w:id="249"/>
-    <w:bookmarkStart w:id="251" w:name="ref-did-core"/>
+    <w:bookmarkEnd w:id="250"/>
+    <w:bookmarkStart w:id="252" w:name="ref-did-core"/>
     <w:p>
       <w:pPr>
         <w:pStyle w:val="Bibliography"/>
@@ -19342,7 +19361,7 @@
       <w:r>
         <w:t xml:space="preserve"> </w:t>
       </w:r>
-      <w:hyperlink r:id="rId250">
+      <w:hyperlink r:id="rId251">
         <w:r>
           <w:rPr>
             <w:rStyle w:val="Hyperlink"/>
@@ -19354,8 +19373,8 @@
         <w:t xml:space="preserve">.</w:t>
       </w:r>
     </w:p>
-    <w:bookmarkEnd w:id="251"/>
-    <w:bookmarkStart w:id="253" w:name="ref-vc-data-model"/>
+    <w:bookmarkEnd w:id="252"/>
+    <w:bookmarkStart w:id="254" w:name="ref-vc-data-model"/>
     <w:p>
       <w:pPr>
         <w:pStyle w:val="Bibliography"/>
@@ -19379,7 +19398,7 @@
       <w:r>
         <w:t xml:space="preserve"> </w:t>
       </w:r>
-      <w:hyperlink r:id="rId252">
+      <w:hyperlink r:id="rId253">
         <w:r>
           <w:rPr>
             <w:rStyle w:val="Hyperlink"/>
@@ -19391,8 +19410,8 @@
         <w:t xml:space="preserve">.</w:t>
       </w:r>
     </w:p>
-    <w:bookmarkEnd w:id="253"/>
-    <w:bookmarkStart w:id="255" w:name="ref-ocelot"/>
+    <w:bookmarkEnd w:id="254"/>
+    <w:bookmarkStart w:id="256" w:name="ref-ocelot"/>
     <w:p>
       <w:pPr>
         <w:pStyle w:val="Bibliography"/>
@@ -19422,7 +19441,7 @@
       <w:r>
         <w:t xml:space="preserve"> </w:t>
       </w:r>
-      <w:hyperlink r:id="rId254">
+      <w:hyperlink r:id="rId255">
         <w:r>
           <w:rPr>
             <w:rStyle w:val="Hyperlink"/>
@@ -19434,8 +19453,8 @@
         <w:t xml:space="preserve">.</w:t>
       </w:r>
     </w:p>
-    <w:bookmarkEnd w:id="255"/>
-    <w:bookmarkStart w:id="257" w:name="ref-ucan"/>
+    <w:bookmarkEnd w:id="256"/>
+    <w:bookmarkStart w:id="258" w:name="ref-ucan"/>
     <w:p>
       <w:pPr>
         <w:pStyle w:val="Bibliography"/>
@@ -19459,7 +19478,7 @@
       <w:r>
         <w:t xml:space="preserve"> </w:t>
       </w:r>
-      <w:hyperlink r:id="rId256">
+      <w:hyperlink r:id="rId257">
         <w:r>
           <w:rPr>
             <w:rStyle w:val="Hyperlink"/>
@@ -19471,9 +19490,9 @@
         <w:t xml:space="preserve">.</w:t>
       </w:r>
     </w:p>
-    <w:bookmarkEnd w:id="257"/>
     <w:bookmarkEnd w:id="258"/>
     <w:bookmarkEnd w:id="259"/>
+    <w:bookmarkEnd w:id="260"/>
     <w:sectPr>
       <w:headerReference r:id="rId9" w:type="default"/>
       <w:footerReference r:id="rId10" w:type="default"/>

--- a/paper/Q2D_Technical_Report_Draft_v0.2.2_Source_Package/Q2D_Query-to-Data_Technical_Report_Draft_v0.2.2.docx
+++ b/paper/Q2D_Technical_Report_Draft_v0.2.2_Source_Package/Q2D_Query-to-Data_Technical_Report_Draft_v0.2.2.docx
@@ -162,7 +162,7 @@
         <w:t xml:space="preserve"> </w:t>
       </w:r>
       <w:r>
-        <w:t xml:space="preserve">Report drafts and protocol versions are numbered independently. Technical Report Draft 0.2.1 describes the pre-release Q2D protocol version 0.1.</w:t>
+        <w:t xml:space="preserve">Report drafts and protocol versions are numbered independently. Technical Report Draft 0.2.2 describes the pre-release Q2D protocol version 0.1.</w:t>
       </w:r>
     </w:p>
     <w:p>
@@ -13695,7 +13695,7 @@
         </w:numPr>
       </w:pPr>
       <w:r>
-        <w:t xml:space="preserve">technical report Draft 0.2.1, describing Q2D protocol version 0.1, deposited on Zenodo and, if suitable, arXiv;</w:t>
+        <w:t xml:space="preserve">technical report Draft 0.2.2, describing Q2D protocol version 0.1, deposited on Zenodo and, if suitable, arXiv;</w:t>
       </w:r>
     </w:p>
     <w:p>
